--- a/manual_tiempos.docx
+++ b/manual_tiempos.docx
@@ -701,23 +701,7 @@
                 <w:color w:val="000000"/>
                 <w:sz w:val="18"/>
               </w:rPr>
-              <w:t>Registrar tiempos diarios de entrada y salida</w:t>
-            </w:r>
-            <w:r>
-              <w:rPr>
-                <w:rFonts w:ascii="Arial"/>
-                <w:color w:val="000000"/>
-                <w:sz w:val="18"/>
-              </w:rPr>
-              <w:t>, v</w:t>
-            </w:r>
-            <w:r>
-              <w:rPr>
-                <w:rFonts w:ascii="Arial"/>
-                <w:color w:val="000000"/>
-                <w:sz w:val="18"/>
-              </w:rPr>
-              <w:t>er reportes del equipo, aprobar o rechazar registros, agregar comentarios.</w:t>
+              <w:t>Registrar tiempos diarios de entrada y salida, ver reportes del equipo, aprobar o rechazar registros, agregar comentarios.</w:t>
             </w:r>
           </w:p>
         </w:tc>
@@ -999,6 +983,71 @@
     </w:p>
     <w:p>
       <w:pPr>
+        <w:spacing w:line="360" w:lineRule="auto"/>
+        <w:ind w:firstLine="119"/>
+      </w:pPr>
+    </w:p>
+    <w:p>
+      <w:pPr>
+        <w:spacing w:line="360" w:lineRule="auto"/>
+        <w:ind w:firstLine="342"/>
+      </w:pPr>
+      <w:r>
+        <w:rPr>
+          <w:noProof/>
+        </w:rPr>
+        <w:drawing>
+          <wp:inline distT="0" distB="0" distL="0" distR="0" wp14:anchorId="72DBD721" wp14:editId="36F7A2D6">
+            <wp:extent cx="6404610" cy="2526030"/>
+            <wp:effectExtent l="0" t="0" r="0" b="7620"/>
+            <wp:docPr id="614215136" name="Imagen 1"/>
+            <wp:cNvGraphicFramePr>
+              <a:graphicFrameLocks xmlns:a="http://schemas.openxmlformats.org/drawingml/2006/main" noChangeAspect="1"/>
+            </wp:cNvGraphicFramePr>
+            <a:graphic xmlns:a="http://schemas.openxmlformats.org/drawingml/2006/main">
+              <a:graphicData uri="http://schemas.openxmlformats.org/drawingml/2006/picture">
+                <pic:pic xmlns:pic="http://schemas.openxmlformats.org/drawingml/2006/picture">
+                  <pic:nvPicPr>
+                    <pic:cNvPr id="0" name="Picture 1"/>
+                    <pic:cNvPicPr>
+                      <a:picLocks noChangeAspect="1" noChangeArrowheads="1"/>
+                    </pic:cNvPicPr>
+                  </pic:nvPicPr>
+                  <pic:blipFill>
+                    <a:blip r:embed="rId9">
+                      <a:extLst>
+                        <a:ext uri="{28A0092B-C50C-407E-A947-70E740481C1C}">
+                          <a14:useLocalDpi xmlns:a14="http://schemas.microsoft.com/office/drawing/2010/main" val="0"/>
+                        </a:ext>
+                      </a:extLst>
+                    </a:blip>
+                    <a:srcRect/>
+                    <a:stretch>
+                      <a:fillRect/>
+                    </a:stretch>
+                  </pic:blipFill>
+                  <pic:spPr bwMode="auto">
+                    <a:xfrm>
+                      <a:off x="0" y="0"/>
+                      <a:ext cx="6404610" cy="2526030"/>
+                    </a:xfrm>
+                    <a:prstGeom prst="rect">
+                      <a:avLst/>
+                    </a:prstGeom>
+                    <a:noFill/>
+                    <a:ln>
+                      <a:noFill/>
+                    </a:ln>
+                  </pic:spPr>
+                </pic:pic>
+              </a:graphicData>
+            </a:graphic>
+          </wp:inline>
+        </w:drawing>
+      </w:r>
+    </w:p>
+    <w:p>
+      <w:pPr>
         <w:pStyle w:val="Textoindependiente"/>
       </w:pPr>
     </w:p>
@@ -1384,6 +1433,74 @@
     <w:p>
       <w:pPr>
         <w:pStyle w:val="Textoindependiente"/>
+        <w:spacing w:line="360" w:lineRule="auto"/>
+        <w:ind w:left="120" w:right="1132"/>
+      </w:pPr>
+      <w:r>
+        <w:rPr>
+          <w:noProof/>
+        </w:rPr>
+        <w:drawing>
+          <wp:anchor distT="0" distB="0" distL="114300" distR="114300" simplePos="0" relativeHeight="251659264" behindDoc="0" locked="0" layoutInCell="1" allowOverlap="1" wp14:anchorId="5B7CFF12" wp14:editId="65523D9D">
+            <wp:simplePos x="0" y="0"/>
+            <wp:positionH relativeFrom="margin">
+              <wp:posOffset>0</wp:posOffset>
+            </wp:positionH>
+            <wp:positionV relativeFrom="paragraph">
+              <wp:posOffset>223520</wp:posOffset>
+            </wp:positionV>
+            <wp:extent cx="6404610" cy="2480310"/>
+            <wp:effectExtent l="0" t="0" r="0" b="0"/>
+            <wp:wrapSquare wrapText="bothSides"/>
+            <wp:docPr id="324604205" name="Imagen 2"/>
+            <wp:cNvGraphicFramePr>
+              <a:graphicFrameLocks xmlns:a="http://schemas.openxmlformats.org/drawingml/2006/main" noChangeAspect="1"/>
+            </wp:cNvGraphicFramePr>
+            <a:graphic xmlns:a="http://schemas.openxmlformats.org/drawingml/2006/main">
+              <a:graphicData uri="http://schemas.openxmlformats.org/drawingml/2006/picture">
+                <pic:pic xmlns:pic="http://schemas.openxmlformats.org/drawingml/2006/picture">
+                  <pic:nvPicPr>
+                    <pic:cNvPr id="0" name="Picture 3"/>
+                    <pic:cNvPicPr>
+                      <a:picLocks noChangeAspect="1" noChangeArrowheads="1"/>
+                    </pic:cNvPicPr>
+                  </pic:nvPicPr>
+                  <pic:blipFill>
+                    <a:blip r:embed="rId10">
+                      <a:extLst>
+                        <a:ext uri="{28A0092B-C50C-407E-A947-70E740481C1C}">
+                          <a14:useLocalDpi xmlns:a14="http://schemas.microsoft.com/office/drawing/2010/main" val="0"/>
+                        </a:ext>
+                      </a:extLst>
+                    </a:blip>
+                    <a:srcRect/>
+                    <a:stretch>
+                      <a:fillRect/>
+                    </a:stretch>
+                  </pic:blipFill>
+                  <pic:spPr bwMode="auto">
+                    <a:xfrm>
+                      <a:off x="0" y="0"/>
+                      <a:ext cx="6404610" cy="2480310"/>
+                    </a:xfrm>
+                    <a:prstGeom prst="rect">
+                      <a:avLst/>
+                    </a:prstGeom>
+                    <a:noFill/>
+                    <a:ln>
+                      <a:noFill/>
+                    </a:ln>
+                  </pic:spPr>
+                </pic:pic>
+              </a:graphicData>
+            </a:graphic>
+          </wp:anchor>
+        </w:drawing>
+      </w:r>
+    </w:p>
+    <w:p>
+      <w:pPr>
+        <w:pStyle w:val="Textoindependiente"/>
         <w:spacing w:line="249" w:lineRule="auto"/>
         <w:ind w:right="1132"/>
         <w:rPr>
@@ -1394,8 +1511,23 @@
     <w:p>
       <w:pPr>
         <w:pStyle w:val="Textoindependiente"/>
-        <w:spacing w:before="121"/>
-      </w:pPr>
+        <w:spacing w:line="249" w:lineRule="auto"/>
+        <w:ind w:right="1132"/>
+        <w:rPr>
+          <w:szCs w:val="22"/>
+        </w:rPr>
+      </w:pPr>
+    </w:p>
+    <w:p>
+      <w:pPr>
+        <w:rPr>
+          <w:sz w:val="20"/>
+          <w:szCs w:val="20"/>
+        </w:rPr>
+      </w:pPr>
+      <w:r>
+        <w:br w:type="page"/>
+      </w:r>
     </w:p>
     <w:p>
       <w:pPr>
@@ -1406,6 +1538,7 @@
         <w:rPr>
           <w:color w:val="313B54"/>
         </w:rPr>
+        <w:lastRenderedPageBreak/>
         <w:t>Registros</w:t>
       </w:r>
     </w:p>
@@ -1539,136 +1672,43 @@
     <w:p>
       <w:pPr>
         <w:pStyle w:val="Textoindependiente"/>
-        <w:spacing w:before="121"/>
-      </w:pPr>
-    </w:p>
-    <w:p>
-      <w:pPr>
-        <w:pStyle w:val="Ttulo3"/>
-        <w:spacing w:line="360" w:lineRule="auto"/>
-        <w:jc w:val="both"/>
-        <w:rPr>
-          <w:sz w:val="20"/>
-          <w:szCs w:val="20"/>
-        </w:rPr>
-      </w:pPr>
-      <w:r>
-        <w:rPr>
-          <w:color w:val="313B54"/>
-          <w:sz w:val="20"/>
-          <w:szCs w:val="20"/>
-        </w:rPr>
-        <w:t xml:space="preserve">Registrar </w:t>
-      </w:r>
-      <w:r>
-        <w:rPr>
-          <w:color w:val="313B54"/>
-          <w:sz w:val="20"/>
-          <w:szCs w:val="20"/>
-        </w:rPr>
-        <w:t>de actividades</w:t>
-      </w:r>
-    </w:p>
-    <w:p>
-      <w:pPr>
-        <w:pStyle w:val="Prrafodelista"/>
-        <w:numPr>
-          <w:ilvl w:val="0"/>
-          <w:numId w:val="3"/>
-        </w:numPr>
-        <w:spacing w:line="360" w:lineRule="auto"/>
-      </w:pPr>
-      <w:r>
-        <w:rPr>
-          <w:sz w:val="20"/>
-        </w:rPr>
-        <w:t>Desde el panel principal, haz clic en el botón "</w:t>
-      </w:r>
-      <w:r>
+        <w:spacing w:line="360" w:lineRule="auto"/>
+        <w:ind w:left="479"/>
+        <w:rPr>
+          <w:spacing w:val="-2"/>
+          <w:lang w:val="es-419"/>
+        </w:rPr>
+      </w:pPr>
+    </w:p>
+    <w:p>
+      <w:pPr>
+        <w:ind w:firstLine="119"/>
         <w:rPr>
           <w:b/>
           <w:bCs/>
           <w:sz w:val="20"/>
-        </w:rPr>
-        <w:t xml:space="preserve">Agregar </w:t>
-      </w:r>
+          <w:szCs w:val="20"/>
+        </w:rPr>
+      </w:pPr>
       <w:r>
         <w:rPr>
           <w:b/>
           <w:bCs/>
-          <w:sz w:val="20"/>
-        </w:rPr>
-        <w:t>actividad</w:t>
-      </w:r>
-      <w:r>
-        <w:rPr>
-          <w:sz w:val="20"/>
-        </w:rPr>
-        <w:t>”.</w:t>
-      </w:r>
-    </w:p>
-    <w:p>
-      <w:pPr>
-        <w:pStyle w:val="Prrafodelista"/>
-        <w:numPr>
-          <w:ilvl w:val="0"/>
-          <w:numId w:val="3"/>
-        </w:numPr>
-        <w:spacing w:line="360" w:lineRule="auto"/>
-      </w:pPr>
-      <w:r>
-        <w:rPr>
-          <w:sz w:val="20"/>
-        </w:rPr>
-        <w:t xml:space="preserve">Se abrirá el formulario de registro. </w:t>
-      </w:r>
-      <w:r>
-        <w:rPr>
-          <w:sz w:val="20"/>
-        </w:rPr>
-        <w:t>Se establecerá la hora actual como la hora de inicio, automáticamente</w:t>
-      </w:r>
-      <w:r>
-        <w:rPr>
-          <w:sz w:val="20"/>
-        </w:rPr>
-        <w:t>.</w:t>
-      </w:r>
-    </w:p>
-    <w:p>
-      <w:pPr>
-        <w:pStyle w:val="Prrafodelista"/>
-        <w:numPr>
-          <w:ilvl w:val="0"/>
-          <w:numId w:val="3"/>
-        </w:numPr>
-        <w:spacing w:line="360" w:lineRule="auto"/>
-      </w:pPr>
-      <w:r>
-        <w:rPr>
-          <w:sz w:val="20"/>
-        </w:rPr>
-        <w:t>En el campo "</w:t>
+          <w:color w:val="313B54"/>
+          <w:sz w:val="20"/>
+          <w:szCs w:val="20"/>
+        </w:rPr>
+        <w:t xml:space="preserve">Registrar </w:t>
       </w:r>
       <w:r>
         <w:rPr>
           <w:b/>
           <w:bCs/>
-          <w:sz w:val="20"/>
-        </w:rPr>
-        <w:t>Hora fin</w:t>
-      </w:r>
-      <w:r>
-        <w:rPr>
-          <w:sz w:val="20"/>
-        </w:rPr>
-        <w:t>", ingresa el número de horas dedicadas</w:t>
-      </w:r>
-      <w:r>
-        <w:rPr>
-          <w:sz w:val="20"/>
-        </w:rPr>
-        <w:t>.</w:t>
+          <w:color w:val="313B54"/>
+          <w:sz w:val="20"/>
+          <w:szCs w:val="20"/>
+        </w:rPr>
+        <w:t>de actividades</w:t>
       </w:r>
     </w:p>
     <w:p>
@@ -1684,7 +1724,7 @@
         <w:rPr>
           <w:sz w:val="20"/>
         </w:rPr>
-        <w:t>En el campo "</w:t>
+        <w:t>Desde el panel principal, haz clic en el botón "</w:t>
       </w:r>
       <w:r>
         <w:rPr>
@@ -1692,29 +1732,7 @@
           <w:bCs/>
           <w:sz w:val="20"/>
         </w:rPr>
-        <w:t>Proyectos disponibles</w:t>
-      </w:r>
-      <w:r>
-        <w:rPr>
-          <w:sz w:val="20"/>
-        </w:rPr>
-        <w:t>", selecciona de la lista desplegable el proyecto al que corresponde el trabajo.</w:t>
-      </w:r>
-    </w:p>
-    <w:p>
-      <w:pPr>
-        <w:pStyle w:val="Prrafodelista"/>
-        <w:numPr>
-          <w:ilvl w:val="0"/>
-          <w:numId w:val="3"/>
-        </w:numPr>
-        <w:spacing w:line="360" w:lineRule="auto"/>
-      </w:pPr>
-      <w:r>
-        <w:rPr>
-          <w:sz w:val="20"/>
-        </w:rPr>
-        <w:t>En el campo “</w:t>
+        <w:t xml:space="preserve">Agregar </w:t>
       </w:r>
       <w:r>
         <w:rPr>
@@ -1722,7 +1740,57 @@
           <w:bCs/>
           <w:sz w:val="20"/>
         </w:rPr>
-        <w:t>jefe</w:t>
+        <w:t>actividad</w:t>
+      </w:r>
+      <w:r>
+        <w:rPr>
+          <w:sz w:val="20"/>
+        </w:rPr>
+        <w:t>”.</w:t>
+      </w:r>
+    </w:p>
+    <w:p>
+      <w:pPr>
+        <w:pStyle w:val="Prrafodelista"/>
+        <w:numPr>
+          <w:ilvl w:val="0"/>
+          <w:numId w:val="3"/>
+        </w:numPr>
+        <w:spacing w:line="360" w:lineRule="auto"/>
+      </w:pPr>
+      <w:r>
+        <w:rPr>
+          <w:sz w:val="20"/>
+        </w:rPr>
+        <w:t xml:space="preserve">Se abrirá el formulario de registro. </w:t>
+      </w:r>
+      <w:r>
+        <w:rPr>
+          <w:sz w:val="20"/>
+        </w:rPr>
+        <w:t>Se establecerá la hora actual como la hora de inicio, automáticamente</w:t>
+      </w:r>
+      <w:r>
+        <w:rPr>
+          <w:sz w:val="20"/>
+        </w:rPr>
+        <w:t>.</w:t>
+      </w:r>
+    </w:p>
+    <w:p>
+      <w:pPr>
+        <w:pStyle w:val="Prrafodelista"/>
+        <w:numPr>
+          <w:ilvl w:val="0"/>
+          <w:numId w:val="3"/>
+        </w:numPr>
+        <w:spacing w:line="360" w:lineRule="auto"/>
+      </w:pPr>
+      <w:r>
+        <w:rPr>
+          <w:sz w:val="20"/>
+        </w:rPr>
+        <w:t>En el campo "</w:t>
       </w:r>
       <w:r>
         <w:rPr>
@@ -1730,13 +1798,19 @@
           <w:bCs/>
           <w:sz w:val="20"/>
         </w:rPr>
-        <w:t xml:space="preserve"> responsable</w:t>
-      </w:r>
-      <w:r>
-        <w:rPr>
-          <w:sz w:val="20"/>
-        </w:rPr>
-        <w:t>”, selección a tu gerente encargado.</w:t>
+        <w:t>Hora fin</w:t>
+      </w:r>
+      <w:r>
+        <w:rPr>
+          <w:sz w:val="20"/>
+        </w:rPr>
+        <w:t>", ingresa el número de horas dedicadas</w:t>
+      </w:r>
+      <w:r>
+        <w:rPr>
+          <w:sz w:val="20"/>
+        </w:rPr>
+        <w:t>.</w:t>
       </w:r>
     </w:p>
     <w:p>
@@ -1752,7 +1826,7 @@
         <w:rPr>
           <w:sz w:val="20"/>
         </w:rPr>
-        <w:t>En el campo “</w:t>
+        <w:t>En el campo "</w:t>
       </w:r>
       <w:r>
         <w:rPr>
@@ -1760,13 +1834,13 @@
           <w:bCs/>
           <w:sz w:val="20"/>
         </w:rPr>
-        <w:t>Cliente</w:t>
-      </w:r>
-      <w:r>
-        <w:rPr>
-          <w:sz w:val="20"/>
-        </w:rPr>
-        <w:t>”, selecciona a quien será el cliente de la actividad.</w:t>
+        <w:t>Proyectos disponibles</w:t>
+      </w:r>
+      <w:r>
+        <w:rPr>
+          <w:sz w:val="20"/>
+        </w:rPr>
+        <w:t>", selecciona de la lista desplegable el proyecto al que corresponde el trabajo.</w:t>
       </w:r>
     </w:p>
     <w:p>
@@ -1782,7 +1856,7 @@
         <w:rPr>
           <w:sz w:val="20"/>
         </w:rPr>
-        <w:t>En el campo "</w:t>
+        <w:t>En el campo “</w:t>
       </w:r>
       <w:r>
         <w:rPr>
@@ -1790,29 +1864,7 @@
           <w:bCs/>
           <w:sz w:val="20"/>
         </w:rPr>
-        <w:t>Descripción libre</w:t>
-      </w:r>
-      <w:r>
-        <w:rPr>
-          <w:sz w:val="20"/>
-        </w:rPr>
-        <w:t>", escribe la descripción de la actividad realizada.</w:t>
-      </w:r>
-    </w:p>
-    <w:p>
-      <w:pPr>
-        <w:pStyle w:val="Prrafodelista"/>
-        <w:numPr>
-          <w:ilvl w:val="0"/>
-          <w:numId w:val="3"/>
-        </w:numPr>
-        <w:spacing w:line="360" w:lineRule="auto"/>
-      </w:pPr>
-      <w:r>
-        <w:rPr>
-          <w:sz w:val="20"/>
-        </w:rPr>
-        <w:t>Haz clic en "</w:t>
+        <w:t>jefe</w:t>
       </w:r>
       <w:r>
         <w:rPr>
@@ -1820,7 +1872,29 @@
           <w:bCs/>
           <w:sz w:val="20"/>
         </w:rPr>
-        <w:t>Guardar</w:t>
+        <w:t xml:space="preserve"> responsable</w:t>
+      </w:r>
+      <w:r>
+        <w:rPr>
+          <w:sz w:val="20"/>
+        </w:rPr>
+        <w:t>”, selección a tu gerente encargado.</w:t>
+      </w:r>
+    </w:p>
+    <w:p>
+      <w:pPr>
+        <w:pStyle w:val="Prrafodelista"/>
+        <w:numPr>
+          <w:ilvl w:val="0"/>
+          <w:numId w:val="3"/>
+        </w:numPr>
+        <w:spacing w:line="360" w:lineRule="auto"/>
+      </w:pPr>
+      <w:r>
+        <w:rPr>
+          <w:sz w:val="20"/>
+        </w:rPr>
+        <w:t>En el campo “</w:t>
       </w:r>
       <w:r>
         <w:rPr>
@@ -1828,6 +1902,74 @@
           <w:bCs/>
           <w:sz w:val="20"/>
         </w:rPr>
+        <w:t>Cliente</w:t>
+      </w:r>
+      <w:r>
+        <w:rPr>
+          <w:sz w:val="20"/>
+        </w:rPr>
+        <w:t>”, selecciona a quien será el cliente de la actividad.</w:t>
+      </w:r>
+    </w:p>
+    <w:p>
+      <w:pPr>
+        <w:pStyle w:val="Prrafodelista"/>
+        <w:numPr>
+          <w:ilvl w:val="0"/>
+          <w:numId w:val="3"/>
+        </w:numPr>
+        <w:spacing w:line="360" w:lineRule="auto"/>
+      </w:pPr>
+      <w:r>
+        <w:rPr>
+          <w:sz w:val="20"/>
+        </w:rPr>
+        <w:t>En el campo "</w:t>
+      </w:r>
+      <w:r>
+        <w:rPr>
+          <w:b/>
+          <w:bCs/>
+          <w:sz w:val="20"/>
+        </w:rPr>
+        <w:t>Descripción libre</w:t>
+      </w:r>
+      <w:r>
+        <w:rPr>
+          <w:sz w:val="20"/>
+        </w:rPr>
+        <w:t>", escribe la descripción de la actividad realizada.</w:t>
+      </w:r>
+    </w:p>
+    <w:p>
+      <w:pPr>
+        <w:pStyle w:val="Prrafodelista"/>
+        <w:numPr>
+          <w:ilvl w:val="0"/>
+          <w:numId w:val="3"/>
+        </w:numPr>
+        <w:spacing w:line="360" w:lineRule="auto"/>
+      </w:pPr>
+      <w:r>
+        <w:rPr>
+          <w:sz w:val="20"/>
+        </w:rPr>
+        <w:t>Haz clic en "</w:t>
+      </w:r>
+      <w:r>
+        <w:rPr>
+          <w:b/>
+          <w:bCs/>
+          <w:sz w:val="20"/>
+        </w:rPr>
+        <w:t>Guardar</w:t>
+      </w:r>
+      <w:r>
+        <w:rPr>
+          <w:b/>
+          <w:bCs/>
+          <w:sz w:val="20"/>
+        </w:rPr>
         <w:t xml:space="preserve"> actividad</w:t>
       </w:r>
       <w:r>
@@ -1835,6 +1977,65 @@
           <w:sz w:val="20"/>
         </w:rPr>
         <w:t>" para registrar la entrada. Aparecerá en tu tabla de tiempos.</w:t>
+      </w:r>
+    </w:p>
+    <w:p>
+      <w:pPr>
+        <w:pStyle w:val="Textoindependiente"/>
+        <w:spacing w:before="121"/>
+      </w:pPr>
+      <w:r>
+        <w:rPr>
+          <w:noProof/>
+        </w:rPr>
+        <w:drawing>
+          <wp:inline distT="0" distB="0" distL="0" distR="0" wp14:anchorId="11AE4447" wp14:editId="11EFC851">
+            <wp:extent cx="6404610" cy="3228340"/>
+            <wp:effectExtent l="0" t="0" r="0" b="0"/>
+            <wp:docPr id="262445015" name="Imagen 3"/>
+            <wp:cNvGraphicFramePr>
+              <a:graphicFrameLocks xmlns:a="http://schemas.openxmlformats.org/drawingml/2006/main" noChangeAspect="1"/>
+            </wp:cNvGraphicFramePr>
+            <a:graphic xmlns:a="http://schemas.openxmlformats.org/drawingml/2006/main">
+              <a:graphicData uri="http://schemas.openxmlformats.org/drawingml/2006/picture">
+                <pic:pic xmlns:pic="http://schemas.openxmlformats.org/drawingml/2006/picture">
+                  <pic:nvPicPr>
+                    <pic:cNvPr id="0" name="Picture 5"/>
+                    <pic:cNvPicPr>
+                      <a:picLocks noChangeAspect="1" noChangeArrowheads="1"/>
+                    </pic:cNvPicPr>
+                  </pic:nvPicPr>
+                  <pic:blipFill>
+                    <a:blip r:embed="rId11">
+                      <a:extLst>
+                        <a:ext uri="{28A0092B-C50C-407E-A947-70E740481C1C}">
+                          <a14:useLocalDpi xmlns:a14="http://schemas.microsoft.com/office/drawing/2010/main" val="0"/>
+                        </a:ext>
+                      </a:extLst>
+                    </a:blip>
+                    <a:srcRect/>
+                    <a:stretch>
+                      <a:fillRect/>
+                    </a:stretch>
+                  </pic:blipFill>
+                  <pic:spPr bwMode="auto">
+                    <a:xfrm>
+                      <a:off x="0" y="0"/>
+                      <a:ext cx="6404610" cy="3228340"/>
+                    </a:xfrm>
+                    <a:prstGeom prst="rect">
+                      <a:avLst/>
+                    </a:prstGeom>
+                    <a:noFill/>
+                    <a:ln>
+                      <a:noFill/>
+                    </a:ln>
+                  </pic:spPr>
+                </pic:pic>
+              </a:graphicData>
+            </a:graphic>
+          </wp:inline>
+        </w:drawing>
       </w:r>
     </w:p>
     <w:p>
@@ -2018,30 +2219,6 @@
     </w:p>
     <w:p>
       <w:pPr>
-        <w:rPr>
-          <w:sz w:val="20"/>
-          <w:szCs w:val="20"/>
-        </w:rPr>
-      </w:pPr>
-    </w:p>
-    <w:p>
-      <w:pPr>
-        <w:rPr>
-          <w:sz w:val="20"/>
-          <w:szCs w:val="20"/>
-        </w:rPr>
-      </w:pPr>
-    </w:p>
-    <w:p>
-      <w:pPr>
-        <w:rPr>
-          <w:sz w:val="20"/>
-          <w:szCs w:val="20"/>
-        </w:rPr>
-      </w:pPr>
-    </w:p>
-    <w:p>
-      <w:pPr>
         <w:pStyle w:val="Ttulo3"/>
         <w:jc w:val="both"/>
         <w:rPr>
@@ -2150,10 +2327,7 @@
         <w:spacing w:before="10" w:line="360" w:lineRule="auto"/>
       </w:pPr>
       <w:r>
-        <w:t>Se desplegará un calendario donde podrás seleccionar múltiples días.</w:t>
-      </w:r>
-      <w:r>
-        <w:t xml:space="preserve"> </w:t>
+        <w:t xml:space="preserve">Se desplegará un calendario donde podrás seleccionar múltiples días. </w:t>
       </w:r>
     </w:p>
     <w:p>
@@ -2190,6 +2364,71 @@
       </w:r>
       <w:r>
         <w:t>" para registrar los días seleccionados. Aparecerán en tu tabla de historial.</w:t>
+      </w:r>
+    </w:p>
+    <w:p>
+      <w:pPr>
+        <w:pStyle w:val="Textoindependiente"/>
+        <w:spacing w:before="10" w:line="360" w:lineRule="auto"/>
+      </w:pPr>
+    </w:p>
+    <w:p>
+      <w:pPr>
+        <w:pStyle w:val="Textoindependiente"/>
+        <w:spacing w:before="10" w:line="360" w:lineRule="auto"/>
+      </w:pPr>
+      <w:r>
+        <w:rPr>
+          <w:noProof/>
+        </w:rPr>
+        <w:drawing>
+          <wp:inline distT="0" distB="0" distL="0" distR="0" wp14:anchorId="060DE604" wp14:editId="0745D8AB">
+            <wp:extent cx="6404610" cy="2449830"/>
+            <wp:effectExtent l="0" t="0" r="0" b="7620"/>
+            <wp:docPr id="534949339" name="Imagen 4"/>
+            <wp:cNvGraphicFramePr>
+              <a:graphicFrameLocks xmlns:a="http://schemas.openxmlformats.org/drawingml/2006/main" noChangeAspect="1"/>
+            </wp:cNvGraphicFramePr>
+            <a:graphic xmlns:a="http://schemas.openxmlformats.org/drawingml/2006/main">
+              <a:graphicData uri="http://schemas.openxmlformats.org/drawingml/2006/picture">
+                <pic:pic xmlns:pic="http://schemas.openxmlformats.org/drawingml/2006/picture">
+                  <pic:nvPicPr>
+                    <pic:cNvPr id="0" name="Picture 7"/>
+                    <pic:cNvPicPr>
+                      <a:picLocks noChangeAspect="1" noChangeArrowheads="1"/>
+                    </pic:cNvPicPr>
+                  </pic:nvPicPr>
+                  <pic:blipFill>
+                    <a:blip r:embed="rId12">
+                      <a:extLst>
+                        <a:ext uri="{28A0092B-C50C-407E-A947-70E740481C1C}">
+                          <a14:useLocalDpi xmlns:a14="http://schemas.microsoft.com/office/drawing/2010/main" val="0"/>
+                        </a:ext>
+                      </a:extLst>
+                    </a:blip>
+                    <a:srcRect/>
+                    <a:stretch>
+                      <a:fillRect/>
+                    </a:stretch>
+                  </pic:blipFill>
+                  <pic:spPr bwMode="auto">
+                    <a:xfrm>
+                      <a:off x="0" y="0"/>
+                      <a:ext cx="6404610" cy="2449830"/>
+                    </a:xfrm>
+                    <a:prstGeom prst="rect">
+                      <a:avLst/>
+                    </a:prstGeom>
+                    <a:noFill/>
+                    <a:ln>
+                      <a:noFill/>
+                    </a:ln>
+                  </pic:spPr>
+                </pic:pic>
+              </a:graphicData>
+            </a:graphic>
+          </wp:inline>
+        </w:drawing>
       </w:r>
     </w:p>
     <w:p>
@@ -2206,30 +2445,50 @@
           <w:bCs/>
           <w:color w:val="375623"/>
         </w:rPr>
-        <w:t>Reco</w:t>
-      </w:r>
-      <w:r>
-        <w:rPr>
+        <w:t xml:space="preserve">Recordatorio: </w:t>
+      </w:r>
+      <w:r>
+        <w:rPr>
+          <w:i/>
+          <w:iCs/>
+        </w:rPr>
+        <w:t>Los registros de vacaciones y permisos requieren autorización previa del jefe a cargo.</w:t>
+      </w:r>
+    </w:p>
+    <w:p>
+      <w:pPr>
+        <w:pStyle w:val="Ttulo3"/>
+        <w:spacing w:before="240" w:line="360" w:lineRule="auto"/>
+        <w:ind w:left="0"/>
+        <w:jc w:val="both"/>
+        <w:rPr>
+          <w:color w:val="313B54"/>
+          <w:spacing w:val="-4"/>
+          <w:sz w:val="20"/>
+          <w:szCs w:val="20"/>
+        </w:rPr>
+      </w:pPr>
+    </w:p>
+    <w:p>
+      <w:pPr>
+        <w:rPr>
+          <w:rFonts w:ascii="Arial" w:eastAsia="Arial" w:hAnsi="Arial" w:cs="Arial"/>
           <w:b/>
           <w:bCs/>
-          <w:color w:val="375623"/>
-        </w:rPr>
-        <w:t>rdatorio</w:t>
-      </w:r>
-      <w:r>
-        <w:rPr>
-          <w:b/>
-          <w:bCs/>
-          <w:color w:val="375623"/>
-        </w:rPr>
-        <w:t xml:space="preserve">: </w:t>
-      </w:r>
-      <w:r>
-        <w:rPr>
-          <w:i/>
-          <w:iCs/>
-        </w:rPr>
-        <w:t>Los registros de vacaciones y permisos requieren autorización previa del jefe a cargo.</w:t>
+          <w:color w:val="313B54"/>
+          <w:spacing w:val="-4"/>
+          <w:sz w:val="20"/>
+          <w:szCs w:val="20"/>
+        </w:rPr>
+      </w:pPr>
+      <w:r>
+        <w:rPr>
+          <w:color w:val="313B54"/>
+          <w:spacing w:val="-4"/>
+          <w:sz w:val="20"/>
+          <w:szCs w:val="20"/>
+        </w:rPr>
+        <w:br w:type="page"/>
       </w:r>
     </w:p>
     <w:p>
@@ -2249,6 +2508,7 @@
           <w:sz w:val="20"/>
           <w:szCs w:val="20"/>
         </w:rPr>
+        <w:lastRenderedPageBreak/>
         <w:t xml:space="preserve">Registro </w:t>
       </w:r>
       <w:r>
@@ -2316,10 +2576,7 @@
         <w:t>Incapacidad</w:t>
       </w:r>
       <w:r>
-        <w:t>".</w:t>
-      </w:r>
-      <w:r>
-        <w:t xml:space="preserve"> </w:t>
+        <w:t xml:space="preserve">". </w:t>
       </w:r>
     </w:p>
     <w:p>
@@ -2332,10 +2589,7 @@
         <w:spacing w:before="10" w:line="360" w:lineRule="auto"/>
       </w:pPr>
       <w:r>
-        <w:t>Se desplegará un calendario donde podrás seleccionar múltiples días.</w:t>
-      </w:r>
-      <w:r>
-        <w:t xml:space="preserve"> </w:t>
+        <w:t xml:space="preserve">Se desplegará un calendario donde podrás seleccionar múltiples días. </w:t>
       </w:r>
     </w:p>
     <w:p>
@@ -2348,10 +2602,7 @@
         <w:spacing w:before="10" w:line="360" w:lineRule="auto"/>
       </w:pPr>
       <w:r>
-        <w:t>Agrega un comentario (opcional).</w:t>
-      </w:r>
-      <w:r>
-        <w:t xml:space="preserve"> </w:t>
+        <w:t xml:space="preserve">Agrega un comentario (opcional). </w:t>
       </w:r>
     </w:p>
     <w:p>
@@ -2388,6 +2639,71 @@
       </w:r>
       <w:r>
         <w:t>" para registrar los días seleccionados. Aparecerán en tu tabla de historial.</w:t>
+      </w:r>
+    </w:p>
+    <w:p>
+      <w:pPr>
+        <w:pStyle w:val="Textoindependiente"/>
+        <w:spacing w:before="10" w:line="360" w:lineRule="auto"/>
+      </w:pPr>
+    </w:p>
+    <w:p>
+      <w:pPr>
+        <w:pStyle w:val="Textoindependiente"/>
+        <w:spacing w:before="10" w:line="360" w:lineRule="auto"/>
+      </w:pPr>
+      <w:r>
+        <w:rPr>
+          <w:noProof/>
+        </w:rPr>
+        <w:drawing>
+          <wp:inline distT="0" distB="0" distL="0" distR="0" wp14:anchorId="3D2AD930" wp14:editId="067FB5F6">
+            <wp:extent cx="6404610" cy="4425315"/>
+            <wp:effectExtent l="0" t="0" r="0" b="0"/>
+            <wp:docPr id="749322926" name="Imagen 5"/>
+            <wp:cNvGraphicFramePr>
+              <a:graphicFrameLocks xmlns:a="http://schemas.openxmlformats.org/drawingml/2006/main" noChangeAspect="1"/>
+            </wp:cNvGraphicFramePr>
+            <a:graphic xmlns:a="http://schemas.openxmlformats.org/drawingml/2006/main">
+              <a:graphicData uri="http://schemas.openxmlformats.org/drawingml/2006/picture">
+                <pic:pic xmlns:pic="http://schemas.openxmlformats.org/drawingml/2006/picture">
+                  <pic:nvPicPr>
+                    <pic:cNvPr id="0" name="Picture 9"/>
+                    <pic:cNvPicPr>
+                      <a:picLocks noChangeAspect="1" noChangeArrowheads="1"/>
+                    </pic:cNvPicPr>
+                  </pic:nvPicPr>
+                  <pic:blipFill>
+                    <a:blip r:embed="rId13">
+                      <a:extLst>
+                        <a:ext uri="{28A0092B-C50C-407E-A947-70E740481C1C}">
+                          <a14:useLocalDpi xmlns:a14="http://schemas.microsoft.com/office/drawing/2010/main" val="0"/>
+                        </a:ext>
+                      </a:extLst>
+                    </a:blip>
+                    <a:srcRect/>
+                    <a:stretch>
+                      <a:fillRect/>
+                    </a:stretch>
+                  </pic:blipFill>
+                  <pic:spPr bwMode="auto">
+                    <a:xfrm>
+                      <a:off x="0" y="0"/>
+                      <a:ext cx="6404610" cy="4425315"/>
+                    </a:xfrm>
+                    <a:prstGeom prst="rect">
+                      <a:avLst/>
+                    </a:prstGeom>
+                    <a:noFill/>
+                    <a:ln>
+                      <a:noFill/>
+                    </a:ln>
+                  </pic:spPr>
+                </pic:pic>
+              </a:graphicData>
+            </a:graphic>
+          </wp:inline>
+        </w:drawing>
       </w:r>
     </w:p>
     <w:p>
@@ -2404,15 +2720,7 @@
           <w:bCs/>
           <w:color w:val="375623"/>
         </w:rPr>
-        <w:t>Re</w:t>
-      </w:r>
-      <w:r>
-        <w:rPr>
-          <w:b/>
-          <w:bCs/>
-          <w:color w:val="375623"/>
-        </w:rPr>
-        <w:t xml:space="preserve">cordatorio: </w:t>
+        <w:t xml:space="preserve">Recordatorio: </w:t>
       </w:r>
       <w:r>
         <w:rPr>
@@ -2438,6 +2746,89 @@
     </w:p>
     <w:p>
       <w:pPr>
+        <w:rPr>
+          <w:sz w:val="20"/>
+          <w:szCs w:val="20"/>
+        </w:rPr>
+      </w:pPr>
+      <w:r>
+        <w:br w:type="page"/>
+      </w:r>
+    </w:p>
+    <w:p>
+      <w:pPr>
+        <w:pStyle w:val="Ttulo3"/>
+        <w:jc w:val="both"/>
+      </w:pPr>
+      <w:r>
+        <w:rPr>
+          <w:color w:val="313B54"/>
+          <w:spacing w:val="-4"/>
+        </w:rPr>
+        <w:lastRenderedPageBreak/>
+        <w:t>Registros extemporáneos</w:t>
+      </w:r>
+    </w:p>
+    <w:p>
+      <w:pPr>
+        <w:pStyle w:val="Textoindependiente"/>
+        <w:numPr>
+          <w:ilvl w:val="0"/>
+          <w:numId w:val="19"/>
+        </w:numPr>
+        <w:spacing w:before="240" w:line="360" w:lineRule="auto"/>
+      </w:pPr>
+      <w:r>
+        <w:t>Permite registrar jornadas pasadas no capturadas previamente.</w:t>
+      </w:r>
+    </w:p>
+    <w:p>
+      <w:pPr>
+        <w:pStyle w:val="Textoindependiente"/>
+        <w:numPr>
+          <w:ilvl w:val="0"/>
+          <w:numId w:val="19"/>
+        </w:numPr>
+        <w:spacing w:line="360" w:lineRule="auto"/>
+      </w:pPr>
+      <w:r>
+        <w:t>Solo se pueden seleccionar días sin registro</w:t>
+      </w:r>
+      <w:r>
+        <w:t>s previos</w:t>
+      </w:r>
+      <w:r>
+        <w:t>.</w:t>
+      </w:r>
+    </w:p>
+    <w:p>
+      <w:pPr>
+        <w:pStyle w:val="Textoindependiente"/>
+        <w:numPr>
+          <w:ilvl w:val="0"/>
+          <w:numId w:val="19"/>
+        </w:numPr>
+        <w:spacing w:line="360" w:lineRule="auto"/>
+      </w:pPr>
+      <w:r>
+        <w:t>El usuario define manualmente la hora de entrada.</w:t>
+      </w:r>
+    </w:p>
+    <w:p>
+      <w:pPr>
+        <w:pStyle w:val="Textoindependiente"/>
+        <w:numPr>
+          <w:ilvl w:val="0"/>
+          <w:numId w:val="19"/>
+        </w:numPr>
+        <w:spacing w:line="360" w:lineRule="auto"/>
+      </w:pPr>
+      <w:r>
+        <w:t>Posteriormente puede registrar actividades como en un registro normal.</w:t>
+      </w:r>
+    </w:p>
+    <w:p>
+      <w:pPr>
         <w:pStyle w:val="Textoindependiente"/>
         <w:spacing w:before="10"/>
         <w:ind w:left="120"/>
@@ -2445,308 +2836,62 @@
     </w:p>
     <w:p>
       <w:pPr>
-        <w:pStyle w:val="Ttulo3"/>
-        <w:jc w:val="both"/>
-      </w:pPr>
-      <w:r>
-        <w:rPr>
-          <w:color w:val="313B54"/>
-          <w:spacing w:val="-4"/>
-        </w:rPr>
-        <w:t>Registros extemporáneos</w:t>
-      </w:r>
-    </w:p>
-    <w:p>
-      <w:pPr>
-        <w:pStyle w:val="Textoindependiente"/>
-        <w:numPr>
-          <w:ilvl w:val="0"/>
-          <w:numId w:val="19"/>
-        </w:numPr>
-        <w:spacing w:before="240" w:line="360" w:lineRule="auto"/>
-      </w:pPr>
-      <w:r>
-        <w:t>Permite registrar jornadas pasadas no capturadas previamente.</w:t>
-      </w:r>
-    </w:p>
-    <w:p>
-      <w:pPr>
-        <w:pStyle w:val="Textoindependiente"/>
-        <w:numPr>
-          <w:ilvl w:val="0"/>
-          <w:numId w:val="19"/>
-        </w:numPr>
-        <w:spacing w:line="360" w:lineRule="auto"/>
-      </w:pPr>
-      <w:r>
-        <w:t>Solo se pueden seleccionar días sin registro</w:t>
-      </w:r>
-      <w:r>
-        <w:t>s previos</w:t>
-      </w:r>
-      <w:r>
-        <w:t>.</w:t>
-      </w:r>
-    </w:p>
-    <w:p>
-      <w:pPr>
-        <w:pStyle w:val="Textoindependiente"/>
-        <w:numPr>
-          <w:ilvl w:val="0"/>
-          <w:numId w:val="19"/>
-        </w:numPr>
-        <w:spacing w:line="360" w:lineRule="auto"/>
-      </w:pPr>
-      <w:r>
-        <w:t>El usuario define manualmente la hora de entrada.</w:t>
-      </w:r>
-    </w:p>
-    <w:p>
-      <w:pPr>
-        <w:pStyle w:val="Textoindependiente"/>
-        <w:numPr>
-          <w:ilvl w:val="0"/>
-          <w:numId w:val="19"/>
-        </w:numPr>
-        <w:spacing w:line="360" w:lineRule="auto"/>
-      </w:pPr>
-      <w:r>
-        <w:t>Posteriormente puede registrar actividades como en un registro normal.</w:t>
-      </w:r>
-    </w:p>
-    <w:p>
-      <w:pPr>
         <w:pStyle w:val="Textoindependiente"/>
         <w:spacing w:before="10"/>
         <w:ind w:left="120"/>
       </w:pPr>
-    </w:p>
-    <w:p>
-      <w:pPr>
-        <w:pStyle w:val="Ttulo3"/>
-        <w:spacing w:line="360" w:lineRule="auto"/>
-        <w:jc w:val="both"/>
-        <w:rPr>
-          <w:sz w:val="20"/>
-          <w:szCs w:val="20"/>
-        </w:rPr>
-      </w:pPr>
-      <w:r>
-        <w:rPr>
-          <w:color w:val="313B54"/>
-          <w:spacing w:val="-4"/>
-          <w:sz w:val="20"/>
-          <w:szCs w:val="20"/>
-        </w:rPr>
-        <w:t>C</w:t>
-      </w:r>
-      <w:r>
-        <w:rPr>
-          <w:color w:val="313B54"/>
-          <w:spacing w:val="-4"/>
-          <w:sz w:val="20"/>
-          <w:szCs w:val="20"/>
-        </w:rPr>
-        <w:t>alendario</w:t>
-      </w:r>
-    </w:p>
-    <w:p>
-      <w:pPr>
-        <w:pStyle w:val="Textoindependiente"/>
-        <w:numPr>
-          <w:ilvl w:val="0"/>
-          <w:numId w:val="17"/>
-        </w:numPr>
-        <w:spacing w:line="360" w:lineRule="auto"/>
-      </w:pPr>
-      <w:r>
-        <w:t>El sistema proporciona un calendario interactivo.</w:t>
-      </w:r>
-    </w:p>
-    <w:p>
-      <w:pPr>
-        <w:pStyle w:val="Textoindependiente"/>
-        <w:numPr>
-          <w:ilvl w:val="0"/>
-          <w:numId w:val="17"/>
-        </w:numPr>
-        <w:spacing w:before="10" w:line="360" w:lineRule="auto"/>
-      </w:pPr>
-      <w:r>
-        <w:t>Permite seleccionar fechas en cualquier mes del año.</w:t>
-      </w:r>
-    </w:p>
-    <w:p>
-      <w:pPr>
-        <w:pStyle w:val="Textoindependiente"/>
-        <w:numPr>
-          <w:ilvl w:val="0"/>
-          <w:numId w:val="17"/>
-        </w:numPr>
-        <w:spacing w:before="10" w:line="360" w:lineRule="auto"/>
-      </w:pPr>
-      <w:r>
-        <w:t>Se puede agregar un comentario opcional para cada registro.</w:t>
-      </w:r>
-    </w:p>
-    <w:p>
-      <w:pPr>
-        <w:pStyle w:val="Textoindependiente"/>
-        <w:spacing w:before="10"/>
-        <w:ind w:left="120"/>
-      </w:pPr>
-    </w:p>
-    <w:p>
-      <w:pPr>
-        <w:pStyle w:val="Textoindependiente"/>
-        <w:spacing w:before="10"/>
-        <w:ind w:left="120"/>
-      </w:pPr>
-    </w:p>
-    <w:p>
-      <w:pPr>
-        <w:pStyle w:val="Textoindependiente"/>
-        <w:spacing w:before="10"/>
-        <w:ind w:left="120"/>
-      </w:pPr>
-    </w:p>
-    <w:p>
-      <w:pPr>
-        <w:pStyle w:val="Textoindependiente"/>
-        <w:spacing w:before="10"/>
-        <w:ind w:left="120"/>
-      </w:pPr>
-    </w:p>
-    <w:p>
-      <w:pPr>
-        <w:pStyle w:val="Textoindependiente"/>
-        <w:spacing w:before="10"/>
-        <w:ind w:left="120"/>
-      </w:pPr>
-    </w:p>
-    <w:p>
-      <w:pPr>
-        <w:pStyle w:val="Textoindependiente"/>
-        <w:spacing w:before="10"/>
-        <w:ind w:left="120"/>
-      </w:pPr>
-    </w:p>
-    <w:p>
-      <w:pPr>
-        <w:pStyle w:val="Textoindependiente"/>
-        <w:spacing w:before="10"/>
-        <w:ind w:left="120"/>
-      </w:pPr>
-    </w:p>
-    <w:p>
-      <w:pPr>
-        <w:pStyle w:val="Textoindependiente"/>
-        <w:spacing w:before="10"/>
-        <w:ind w:left="120"/>
-      </w:pPr>
-    </w:p>
-    <w:p>
-      <w:pPr>
-        <w:pStyle w:val="Textoindependiente"/>
-        <w:spacing w:before="10"/>
-        <w:ind w:left="120"/>
-      </w:pPr>
-    </w:p>
-    <w:p>
-      <w:pPr>
-        <w:pStyle w:val="Textoindependiente"/>
-        <w:spacing w:before="10"/>
-        <w:ind w:left="120"/>
-      </w:pPr>
-    </w:p>
-    <w:p>
-      <w:pPr>
-        <w:pStyle w:val="Textoindependiente"/>
-        <w:spacing w:before="10"/>
-        <w:ind w:left="120"/>
-      </w:pPr>
-    </w:p>
-    <w:p>
-      <w:pPr>
-        <w:pStyle w:val="Textoindependiente"/>
-        <w:spacing w:before="10"/>
-        <w:ind w:left="120"/>
-      </w:pPr>
-    </w:p>
-    <w:p>
-      <w:pPr>
-        <w:pStyle w:val="Textoindependiente"/>
-        <w:spacing w:before="10"/>
-        <w:ind w:left="120"/>
-      </w:pPr>
-    </w:p>
-    <w:p>
-      <w:pPr>
-        <w:pStyle w:val="Textoindependiente"/>
-        <w:spacing w:before="10"/>
-        <w:ind w:left="120"/>
-      </w:pPr>
-    </w:p>
-    <w:p>
-      <w:pPr>
-        <w:pStyle w:val="Ttulo3"/>
-        <w:jc w:val="both"/>
-      </w:pPr>
-      <w:r>
-        <w:rPr>
-          <w:color w:val="313B54"/>
-          <w:spacing w:val="-4"/>
-        </w:rPr>
-        <w:lastRenderedPageBreak/>
-        <w:t>Historial de registros</w:t>
-      </w:r>
-      <w:r>
-        <w:t xml:space="preserve"> </w:t>
-      </w:r>
-    </w:p>
-    <w:p>
-      <w:pPr>
-        <w:pStyle w:val="Textoindependiente"/>
-        <w:numPr>
-          <w:ilvl w:val="0"/>
-          <w:numId w:val="18"/>
-        </w:numPr>
-        <w:spacing w:before="240" w:line="360" w:lineRule="auto"/>
-      </w:pPr>
-      <w:r>
-        <w:t>Se muestra un listado de registros realizados.</w:t>
-      </w:r>
-    </w:p>
-    <w:p>
-      <w:pPr>
-        <w:pStyle w:val="Textoindependiente"/>
-        <w:numPr>
-          <w:ilvl w:val="0"/>
-          <w:numId w:val="18"/>
-        </w:numPr>
-        <w:spacing w:line="360" w:lineRule="auto"/>
-      </w:pPr>
-      <w:r>
-        <w:t>Incluye tipo, fecha y comentarios.</w:t>
-      </w:r>
-    </w:p>
-    <w:p>
-      <w:pPr>
-        <w:pStyle w:val="Textoindependiente"/>
-        <w:numPr>
-          <w:ilvl w:val="0"/>
-          <w:numId w:val="18"/>
-        </w:numPr>
-        <w:spacing w:line="360" w:lineRule="auto"/>
-      </w:pPr>
-      <w:r>
-        <w:t>Permite consulta de registros previos</w:t>
-      </w:r>
-      <w:r>
-        <w:t xml:space="preserve"> del día seleccionado en el calendario</w:t>
-      </w:r>
-      <w:r>
-        <w:t>.</w:t>
+      <w:r>
+        <w:rPr>
+          <w:noProof/>
+        </w:rPr>
+        <w:drawing>
+          <wp:inline distT="0" distB="0" distL="0" distR="0" wp14:anchorId="05E57D0A" wp14:editId="0F6875EA">
+            <wp:extent cx="6404610" cy="2861945"/>
+            <wp:effectExtent l="0" t="0" r="0" b="0"/>
+            <wp:docPr id="145366764" name="Imagen 6"/>
+            <wp:cNvGraphicFramePr>
+              <a:graphicFrameLocks xmlns:a="http://schemas.openxmlformats.org/drawingml/2006/main" noChangeAspect="1"/>
+            </wp:cNvGraphicFramePr>
+            <a:graphic xmlns:a="http://schemas.openxmlformats.org/drawingml/2006/main">
+              <a:graphicData uri="http://schemas.openxmlformats.org/drawingml/2006/picture">
+                <pic:pic xmlns:pic="http://schemas.openxmlformats.org/drawingml/2006/picture">
+                  <pic:nvPicPr>
+                    <pic:cNvPr id="0" name="Picture 11"/>
+                    <pic:cNvPicPr>
+                      <a:picLocks noChangeAspect="1" noChangeArrowheads="1"/>
+                    </pic:cNvPicPr>
+                  </pic:nvPicPr>
+                  <pic:blipFill>
+                    <a:blip r:embed="rId14">
+                      <a:extLst>
+                        <a:ext uri="{28A0092B-C50C-407E-A947-70E740481C1C}">
+                          <a14:useLocalDpi xmlns:a14="http://schemas.microsoft.com/office/drawing/2010/main" val="0"/>
+                        </a:ext>
+                      </a:extLst>
+                    </a:blip>
+                    <a:srcRect/>
+                    <a:stretch>
+                      <a:fillRect/>
+                    </a:stretch>
+                  </pic:blipFill>
+                  <pic:spPr bwMode="auto">
+                    <a:xfrm>
+                      <a:off x="0" y="0"/>
+                      <a:ext cx="6404610" cy="2861945"/>
+                    </a:xfrm>
+                    <a:prstGeom prst="rect">
+                      <a:avLst/>
+                    </a:prstGeom>
+                    <a:noFill/>
+                    <a:ln>
+                      <a:noFill/>
+                    </a:ln>
+                  </pic:spPr>
+                </pic:pic>
+              </a:graphicData>
+            </a:graphic>
+          </wp:inline>
+        </w:drawing>
       </w:r>
     </w:p>
     <w:p>
@@ -2770,14 +2915,7 @@
           <w:i/>
           <w:iCs/>
         </w:rPr>
-        <w:t>Aq</w:t>
-      </w:r>
-      <w:r>
-        <w:rPr>
-          <w:i/>
-          <w:iCs/>
-        </w:rPr>
-        <w:t>uí puede visualizar el estado de todo el historial de registros (registros aprobados, rechazados o pendientes).</w:t>
+        <w:t>El sistema proporciona un calendario interactivo que permite seleccionar fechas solo del mes en curso. Se puede agregar un comentario opcional para cada registro.</w:t>
       </w:r>
     </w:p>
     <w:p>
@@ -2797,66 +2935,121 @@
           <w:color w:val="313B54"/>
           <w:spacing w:val="-4"/>
         </w:rPr>
-        <w:t>Reglas del sistema</w:t>
-      </w:r>
-    </w:p>
-    <w:p>
-      <w:pPr>
-        <w:pStyle w:val="Textoindependiente"/>
-        <w:numPr>
-          <w:ilvl w:val="0"/>
-          <w:numId w:val="20"/>
+        <w:t>Historial de registros</w:t>
+      </w:r>
+      <w:r>
+        <w:t xml:space="preserve"> </w:t>
+      </w:r>
+    </w:p>
+    <w:p>
+      <w:pPr>
+        <w:pStyle w:val="Textoindependiente"/>
+        <w:numPr>
+          <w:ilvl w:val="0"/>
+          <w:numId w:val="18"/>
         </w:numPr>
         <w:spacing w:before="240" w:line="360" w:lineRule="auto"/>
       </w:pPr>
       <w:r>
-        <w:t>La jornada laboral estándar es de 8 horas.</w:t>
-      </w:r>
-    </w:p>
-    <w:p>
-      <w:pPr>
-        <w:pStyle w:val="Textoindependiente"/>
-        <w:numPr>
-          <w:ilvl w:val="0"/>
-          <w:numId w:val="20"/>
-        </w:numPr>
-        <w:spacing w:line="360" w:lineRule="auto"/>
-      </w:pPr>
-      <w:r>
-        <w:t>No se pueden exceder las horas diarias permitidas.</w:t>
-      </w:r>
-    </w:p>
-    <w:p>
-      <w:pPr>
-        <w:pStyle w:val="Textoindependiente"/>
-        <w:numPr>
-          <w:ilvl w:val="0"/>
-          <w:numId w:val="20"/>
-        </w:numPr>
-        <w:spacing w:line="360" w:lineRule="auto"/>
-      </w:pPr>
-      <w:r>
-        <w:t>No se permite duplicidad de registros en la misma fecha.</w:t>
-      </w:r>
-    </w:p>
-    <w:p>
-      <w:pPr>
-        <w:pStyle w:val="Textoindependiente"/>
-        <w:numPr>
-          <w:ilvl w:val="0"/>
-          <w:numId w:val="20"/>
-        </w:numPr>
-        <w:spacing w:line="360" w:lineRule="auto"/>
-      </w:pPr>
-      <w:r>
-        <w:t>Los registros extemporáneos solo aplican para días sin registro.</w:t>
-      </w:r>
-    </w:p>
-    <w:p>
-      <w:pPr>
-        <w:pStyle w:val="Textoindependiente"/>
-        <w:spacing w:line="360" w:lineRule="auto"/>
-      </w:pPr>
+        <w:t>Se muestra un listado de registros realizados.</w:t>
+      </w:r>
+    </w:p>
+    <w:p>
+      <w:pPr>
+        <w:pStyle w:val="Textoindependiente"/>
+        <w:numPr>
+          <w:ilvl w:val="0"/>
+          <w:numId w:val="18"/>
+        </w:numPr>
+        <w:spacing w:line="360" w:lineRule="auto"/>
+      </w:pPr>
+      <w:r>
+        <w:t>Incluye tipo, fecha y comentarios.</w:t>
+      </w:r>
+    </w:p>
+    <w:p>
+      <w:pPr>
+        <w:pStyle w:val="Textoindependiente"/>
+        <w:numPr>
+          <w:ilvl w:val="0"/>
+          <w:numId w:val="18"/>
+        </w:numPr>
+        <w:spacing w:line="360" w:lineRule="auto"/>
+      </w:pPr>
+      <w:r>
+        <w:t>Permite consulta de registros previos</w:t>
+      </w:r>
+      <w:r>
+        <w:t xml:space="preserve"> del día seleccionado en el calendario</w:t>
+      </w:r>
+      <w:r>
+        <w:t>.</w:t>
+      </w:r>
+    </w:p>
+    <w:p>
+      <w:pPr>
+        <w:pStyle w:val="Textoindependiente"/>
+        <w:spacing w:line="360" w:lineRule="auto"/>
+      </w:pPr>
+    </w:p>
+    <w:p>
+      <w:pPr>
+        <w:pStyle w:val="Textoindependiente"/>
+        <w:spacing w:line="360" w:lineRule="auto"/>
+      </w:pPr>
+      <w:r>
+        <w:rPr>
+          <w:noProof/>
+        </w:rPr>
+        <w:drawing>
+          <wp:inline distT="0" distB="0" distL="0" distR="0" wp14:anchorId="7E313DF4" wp14:editId="73412E54">
+            <wp:extent cx="6404610" cy="2289175"/>
+            <wp:effectExtent l="0" t="0" r="0" b="0"/>
+            <wp:docPr id="2109718442" name="Imagen 7"/>
+            <wp:cNvGraphicFramePr>
+              <a:graphicFrameLocks xmlns:a="http://schemas.openxmlformats.org/drawingml/2006/main" noChangeAspect="1"/>
+            </wp:cNvGraphicFramePr>
+            <a:graphic xmlns:a="http://schemas.openxmlformats.org/drawingml/2006/main">
+              <a:graphicData uri="http://schemas.openxmlformats.org/drawingml/2006/picture">
+                <pic:pic xmlns:pic="http://schemas.openxmlformats.org/drawingml/2006/picture">
+                  <pic:nvPicPr>
+                    <pic:cNvPr id="0" name="Picture 13"/>
+                    <pic:cNvPicPr>
+                      <a:picLocks noChangeAspect="1" noChangeArrowheads="1"/>
+                    </pic:cNvPicPr>
+                  </pic:nvPicPr>
+                  <pic:blipFill>
+                    <a:blip r:embed="rId15">
+                      <a:extLst>
+                        <a:ext uri="{28A0092B-C50C-407E-A947-70E740481C1C}">
+                          <a14:useLocalDpi xmlns:a14="http://schemas.microsoft.com/office/drawing/2010/main" val="0"/>
+                        </a:ext>
+                      </a:extLst>
+                    </a:blip>
+                    <a:srcRect/>
+                    <a:stretch>
+                      <a:fillRect/>
+                    </a:stretch>
+                  </pic:blipFill>
+                  <pic:spPr bwMode="auto">
+                    <a:xfrm>
+                      <a:off x="0" y="0"/>
+                      <a:ext cx="6404610" cy="2289175"/>
+                    </a:xfrm>
+                    <a:prstGeom prst="rect">
+                      <a:avLst/>
+                    </a:prstGeom>
+                    <a:noFill/>
+                    <a:ln>
+                      <a:noFill/>
+                    </a:ln>
+                  </pic:spPr>
+                </pic:pic>
+              </a:graphicData>
+            </a:graphic>
+          </wp:inline>
+        </w:drawing>
+      </w:r>
     </w:p>
     <w:p>
       <w:pPr>
@@ -2865,10 +3058,6 @@
         <w:spacing w:before="100" w:after="100" w:line="247" w:lineRule="exact"/>
         <w:ind w:left="200" w:right="200"/>
         <w:jc w:val="both"/>
-        <w:rPr>
-          <w:i/>
-          <w:iCs/>
-        </w:rPr>
       </w:pPr>
       <w:r>
         <w:rPr>
@@ -2876,23 +3065,121 @@
           <w:bCs/>
           <w:color w:val="375623"/>
         </w:rPr>
-        <w:t>Reco</w:t>
-      </w:r>
+        <w:t xml:space="preserve">Recordatorio: </w:t>
+      </w:r>
+      <w:r>
+        <w:rPr>
+          <w:i/>
+          <w:iCs/>
+        </w:rPr>
+        <w:t>Aq</w:t>
+      </w:r>
+      <w:r>
+        <w:rPr>
+          <w:i/>
+          <w:iCs/>
+        </w:rPr>
+        <w:t>uí puede visualizar el estado de todo el historial de registros (registros aprobados, rechazados o pendientes).</w:t>
+      </w:r>
+    </w:p>
+    <w:p>
+      <w:pPr>
+        <w:pStyle w:val="Textoindependiente"/>
+        <w:spacing w:before="10"/>
+        <w:ind w:left="120"/>
+      </w:pPr>
+    </w:p>
+    <w:p>
+      <w:pPr>
+        <w:pStyle w:val="Ttulo3"/>
+        <w:jc w:val="both"/>
+      </w:pPr>
+      <w:r>
+        <w:rPr>
+          <w:color w:val="313B54"/>
+          <w:spacing w:val="-4"/>
+        </w:rPr>
+        <w:lastRenderedPageBreak/>
+        <w:t>Reglas del sistema</w:t>
+      </w:r>
+    </w:p>
+    <w:p>
+      <w:pPr>
+        <w:pStyle w:val="Textoindependiente"/>
+        <w:numPr>
+          <w:ilvl w:val="0"/>
+          <w:numId w:val="20"/>
+        </w:numPr>
+        <w:spacing w:before="240" w:line="360" w:lineRule="auto"/>
+      </w:pPr>
+      <w:r>
+        <w:t>La jornada laboral estándar es de 8 horas.</w:t>
+      </w:r>
+    </w:p>
+    <w:p>
+      <w:pPr>
+        <w:pStyle w:val="Textoindependiente"/>
+        <w:numPr>
+          <w:ilvl w:val="0"/>
+          <w:numId w:val="20"/>
+        </w:numPr>
+        <w:spacing w:line="360" w:lineRule="auto"/>
+      </w:pPr>
+      <w:r>
+        <w:t>No se pueden exceder las horas diarias permitidas.</w:t>
+      </w:r>
+    </w:p>
+    <w:p>
+      <w:pPr>
+        <w:pStyle w:val="Textoindependiente"/>
+        <w:numPr>
+          <w:ilvl w:val="0"/>
+          <w:numId w:val="20"/>
+        </w:numPr>
+        <w:spacing w:line="360" w:lineRule="auto"/>
+      </w:pPr>
+      <w:r>
+        <w:t>No se permite duplicidad de registros en la misma fecha.</w:t>
+      </w:r>
+    </w:p>
+    <w:p>
+      <w:pPr>
+        <w:pStyle w:val="Textoindependiente"/>
+        <w:numPr>
+          <w:ilvl w:val="0"/>
+          <w:numId w:val="20"/>
+        </w:numPr>
+        <w:spacing w:line="360" w:lineRule="auto"/>
+      </w:pPr>
+      <w:r>
+        <w:t>Los registros extemporáneos solo aplican para días sin registro.</w:t>
+      </w:r>
+    </w:p>
+    <w:p>
+      <w:pPr>
+        <w:pStyle w:val="Textoindependiente"/>
+        <w:spacing w:line="360" w:lineRule="auto"/>
+      </w:pPr>
+    </w:p>
+    <w:p>
+      <w:pPr>
+        <w:pStyle w:val="Textoindependiente"/>
+        <w:shd w:val="clear" w:color="auto" w:fill="E2EFDA"/>
+        <w:spacing w:before="100" w:after="100" w:line="247" w:lineRule="exact"/>
+        <w:ind w:left="200" w:right="200"/>
+        <w:jc w:val="both"/>
+        <w:rPr>
+          <w:i/>
+          <w:iCs/>
+        </w:rPr>
+      </w:pPr>
       <w:r>
         <w:rPr>
           <w:b/>
           <w:bCs/>
           <w:color w:val="375623"/>
         </w:rPr>
-        <w:t>mendación</w:t>
-      </w:r>
-      <w:r>
-        <w:rPr>
-          <w:b/>
-          <w:bCs/>
-          <w:color w:val="375623"/>
-        </w:rPr>
-        <w:t xml:space="preserve">: </w:t>
+        <w:t xml:space="preserve">Recomendación: </w:t>
       </w:r>
       <w:r>
         <w:rPr>
@@ -3099,10 +3386,7 @@
         <w:ind w:right="1132"/>
       </w:pPr>
       <w:r>
-        <w:t>Pestaña para gestionar los reportes pendientes o aprobados.</w:t>
-      </w:r>
-      <w:r>
-        <w:t xml:space="preserve"> </w:t>
+        <w:t xml:space="preserve">Pestaña para gestionar los reportes pendientes o aprobados. </w:t>
       </w:r>
     </w:p>
     <w:p>
@@ -3125,6 +3409,70 @@
         <w:spacing w:line="360" w:lineRule="auto"/>
         <w:ind w:right="1132"/>
       </w:pPr>
+      <w:r>
+        <w:rPr>
+          <w:noProof/>
+        </w:rPr>
+        <w:drawing>
+          <wp:inline distT="0" distB="0" distL="0" distR="0" wp14:anchorId="08532ABB" wp14:editId="682D0966">
+            <wp:extent cx="6404610" cy="2715260"/>
+            <wp:effectExtent l="0" t="0" r="0" b="8890"/>
+            <wp:docPr id="1816148823" name="Imagen 8"/>
+            <wp:cNvGraphicFramePr>
+              <a:graphicFrameLocks xmlns:a="http://schemas.openxmlformats.org/drawingml/2006/main" noChangeAspect="1"/>
+            </wp:cNvGraphicFramePr>
+            <a:graphic xmlns:a="http://schemas.openxmlformats.org/drawingml/2006/main">
+              <a:graphicData uri="http://schemas.openxmlformats.org/drawingml/2006/picture">
+                <pic:pic xmlns:pic="http://schemas.openxmlformats.org/drawingml/2006/picture">
+                  <pic:nvPicPr>
+                    <pic:cNvPr id="0" name="Picture 15"/>
+                    <pic:cNvPicPr>
+                      <a:picLocks noChangeAspect="1" noChangeArrowheads="1"/>
+                    </pic:cNvPicPr>
+                  </pic:nvPicPr>
+                  <pic:blipFill>
+                    <a:blip r:embed="rId16">
+                      <a:extLst>
+                        <a:ext uri="{28A0092B-C50C-407E-A947-70E740481C1C}">
+                          <a14:useLocalDpi xmlns:a14="http://schemas.microsoft.com/office/drawing/2010/main" val="0"/>
+                        </a:ext>
+                      </a:extLst>
+                    </a:blip>
+                    <a:srcRect/>
+                    <a:stretch>
+                      <a:fillRect/>
+                    </a:stretch>
+                  </pic:blipFill>
+                  <pic:spPr bwMode="auto">
+                    <a:xfrm>
+                      <a:off x="0" y="0"/>
+                      <a:ext cx="6404610" cy="2715260"/>
+                    </a:xfrm>
+                    <a:prstGeom prst="rect">
+                      <a:avLst/>
+                    </a:prstGeom>
+                    <a:noFill/>
+                    <a:ln>
+                      <a:noFill/>
+                    </a:ln>
+                  </pic:spPr>
+                </pic:pic>
+              </a:graphicData>
+            </a:graphic>
+          </wp:inline>
+        </w:drawing>
+      </w:r>
+    </w:p>
+    <w:p>
+      <w:pPr>
+        <w:rPr>
+          <w:sz w:val="20"/>
+          <w:szCs w:val="20"/>
+        </w:rPr>
+      </w:pPr>
+      <w:r>
+        <w:br w:type="page"/>
+      </w:r>
     </w:p>
     <w:p>
       <w:pPr>
@@ -3135,6 +3483,7 @@
         <w:rPr>
           <w:color w:val="313B54"/>
         </w:rPr>
+        <w:lastRenderedPageBreak/>
         <w:t>Registros</w:t>
       </w:r>
     </w:p>
@@ -3270,6 +3619,65 @@
         <w:pStyle w:val="Textoindependiente"/>
         <w:spacing w:before="121"/>
       </w:pPr>
+      <w:r>
+        <w:rPr>
+          <w:noProof/>
+        </w:rPr>
+        <w:drawing>
+          <wp:inline distT="0" distB="0" distL="0" distR="0" wp14:anchorId="29D4BE75" wp14:editId="64FCB46A">
+            <wp:extent cx="6404610" cy="3228340"/>
+            <wp:effectExtent l="0" t="0" r="0" b="0"/>
+            <wp:docPr id="880311992" name="Imagen 3"/>
+            <wp:cNvGraphicFramePr>
+              <a:graphicFrameLocks xmlns:a="http://schemas.openxmlformats.org/drawingml/2006/main" noChangeAspect="1"/>
+            </wp:cNvGraphicFramePr>
+            <a:graphic xmlns:a="http://schemas.openxmlformats.org/drawingml/2006/main">
+              <a:graphicData uri="http://schemas.openxmlformats.org/drawingml/2006/picture">
+                <pic:pic xmlns:pic="http://schemas.openxmlformats.org/drawingml/2006/picture">
+                  <pic:nvPicPr>
+                    <pic:cNvPr id="0" name="Picture 5"/>
+                    <pic:cNvPicPr>
+                      <a:picLocks noChangeAspect="1" noChangeArrowheads="1"/>
+                    </pic:cNvPicPr>
+                  </pic:nvPicPr>
+                  <pic:blipFill>
+                    <a:blip r:embed="rId11">
+                      <a:extLst>
+                        <a:ext uri="{28A0092B-C50C-407E-A947-70E740481C1C}">
+                          <a14:useLocalDpi xmlns:a14="http://schemas.microsoft.com/office/drawing/2010/main" val="0"/>
+                        </a:ext>
+                      </a:extLst>
+                    </a:blip>
+                    <a:srcRect/>
+                    <a:stretch>
+                      <a:fillRect/>
+                    </a:stretch>
+                  </pic:blipFill>
+                  <pic:spPr bwMode="auto">
+                    <a:xfrm>
+                      <a:off x="0" y="0"/>
+                      <a:ext cx="6404610" cy="3228340"/>
+                    </a:xfrm>
+                    <a:prstGeom prst="rect">
+                      <a:avLst/>
+                    </a:prstGeom>
+                    <a:noFill/>
+                    <a:ln>
+                      <a:noFill/>
+                    </a:ln>
+                  </pic:spPr>
+                </pic:pic>
+              </a:graphicData>
+            </a:graphic>
+          </wp:inline>
+        </w:drawing>
+      </w:r>
+    </w:p>
+    <w:p>
+      <w:pPr>
+        <w:pStyle w:val="Textoindependiente"/>
+        <w:spacing w:before="121"/>
+      </w:pPr>
     </w:p>
     <w:p>
       <w:pPr>
@@ -3665,30 +4073,6 @@
     </w:p>
     <w:p>
       <w:pPr>
-        <w:rPr>
-          <w:sz w:val="20"/>
-          <w:szCs w:val="20"/>
-        </w:rPr>
-      </w:pPr>
-    </w:p>
-    <w:p>
-      <w:pPr>
-        <w:rPr>
-          <w:sz w:val="20"/>
-          <w:szCs w:val="20"/>
-        </w:rPr>
-      </w:pPr>
-    </w:p>
-    <w:p>
-      <w:pPr>
-        <w:rPr>
-          <w:sz w:val="20"/>
-          <w:szCs w:val="20"/>
-        </w:rPr>
-      </w:pPr>
-    </w:p>
-    <w:p>
-      <w:pPr>
         <w:pStyle w:val="Ttulo3"/>
         <w:jc w:val="both"/>
         <w:rPr>
@@ -3835,6 +4219,73 @@
       <w:r>
         <w:t>" para registrar los días seleccionados. Aparecerán en tu tabla de historial.</w:t>
       </w:r>
+    </w:p>
+    <w:p>
+      <w:pPr>
+        <w:pStyle w:val="Textoindependiente"/>
+        <w:spacing w:before="10" w:line="360" w:lineRule="auto"/>
+        <w:ind w:left="120"/>
+      </w:pPr>
+      <w:r>
+        <w:rPr>
+          <w:noProof/>
+        </w:rPr>
+        <w:drawing>
+          <wp:inline distT="0" distB="0" distL="0" distR="0" wp14:anchorId="18FE7119" wp14:editId="62DD7F7F">
+            <wp:extent cx="6404610" cy="2449830"/>
+            <wp:effectExtent l="0" t="0" r="0" b="7620"/>
+            <wp:docPr id="58506357" name="Imagen 4"/>
+            <wp:cNvGraphicFramePr>
+              <a:graphicFrameLocks xmlns:a="http://schemas.openxmlformats.org/drawingml/2006/main" noChangeAspect="1"/>
+            </wp:cNvGraphicFramePr>
+            <a:graphic xmlns:a="http://schemas.openxmlformats.org/drawingml/2006/main">
+              <a:graphicData uri="http://schemas.openxmlformats.org/drawingml/2006/picture">
+                <pic:pic xmlns:pic="http://schemas.openxmlformats.org/drawingml/2006/picture">
+                  <pic:nvPicPr>
+                    <pic:cNvPr id="0" name="Picture 7"/>
+                    <pic:cNvPicPr>
+                      <a:picLocks noChangeAspect="1" noChangeArrowheads="1"/>
+                    </pic:cNvPicPr>
+                  </pic:nvPicPr>
+                  <pic:blipFill>
+                    <a:blip r:embed="rId12">
+                      <a:extLst>
+                        <a:ext uri="{28A0092B-C50C-407E-A947-70E740481C1C}">
+                          <a14:useLocalDpi xmlns:a14="http://schemas.microsoft.com/office/drawing/2010/main" val="0"/>
+                        </a:ext>
+                      </a:extLst>
+                    </a:blip>
+                    <a:srcRect/>
+                    <a:stretch>
+                      <a:fillRect/>
+                    </a:stretch>
+                  </pic:blipFill>
+                  <pic:spPr bwMode="auto">
+                    <a:xfrm>
+                      <a:off x="0" y="0"/>
+                      <a:ext cx="6404610" cy="2449830"/>
+                    </a:xfrm>
+                    <a:prstGeom prst="rect">
+                      <a:avLst/>
+                    </a:prstGeom>
+                    <a:noFill/>
+                    <a:ln>
+                      <a:noFill/>
+                    </a:ln>
+                  </pic:spPr>
+                </pic:pic>
+              </a:graphicData>
+            </a:graphic>
+          </wp:inline>
+        </w:drawing>
+      </w:r>
+    </w:p>
+    <w:p>
+      <w:pPr>
+        <w:pStyle w:val="Textoindependiente"/>
+        <w:spacing w:before="10" w:line="360" w:lineRule="auto"/>
+        <w:ind w:left="120"/>
+      </w:pPr>
     </w:p>
     <w:p>
       <w:pPr>
@@ -3843,6 +4294,10 @@
         <w:spacing w:before="100" w:after="100" w:line="247" w:lineRule="exact"/>
         <w:ind w:left="200" w:right="200"/>
         <w:jc w:val="both"/>
+        <w:rPr>
+          <w:i/>
+          <w:iCs/>
+        </w:rPr>
       </w:pPr>
       <w:r>
         <w:rPr>
@@ -3862,6 +4317,28 @@
     </w:p>
     <w:p>
       <w:pPr>
+        <w:rPr>
+          <w:rFonts w:ascii="Arial" w:eastAsia="Arial" w:hAnsi="Arial" w:cs="Arial"/>
+          <w:b/>
+          <w:bCs/>
+          <w:color w:val="313B54"/>
+          <w:spacing w:val="-4"/>
+          <w:sz w:val="20"/>
+          <w:szCs w:val="20"/>
+        </w:rPr>
+      </w:pPr>
+      <w:r>
+        <w:rPr>
+          <w:color w:val="313B54"/>
+          <w:spacing w:val="-4"/>
+          <w:sz w:val="20"/>
+          <w:szCs w:val="20"/>
+        </w:rPr>
+        <w:br w:type="page"/>
+      </w:r>
+    </w:p>
+    <w:p>
+      <w:pPr>
         <w:pStyle w:val="Ttulo3"/>
         <w:spacing w:before="240" w:line="360" w:lineRule="auto"/>
         <w:jc w:val="both"/>
@@ -3877,6 +4354,7 @@
           <w:sz w:val="20"/>
           <w:szCs w:val="20"/>
         </w:rPr>
+        <w:lastRenderedPageBreak/>
         <w:t xml:space="preserve">Registro </w:t>
       </w:r>
       <w:r>
@@ -3886,16 +4364,7 @@
           <w:sz w:val="20"/>
           <w:szCs w:val="20"/>
         </w:rPr>
-        <w:t xml:space="preserve">de </w:t>
-      </w:r>
-      <w:r>
-        <w:rPr>
-          <w:color w:val="313B54"/>
-          <w:spacing w:val="-4"/>
-          <w:sz w:val="20"/>
-          <w:szCs w:val="20"/>
-        </w:rPr>
-        <w:t>incapacidad</w:t>
+        <w:t>de incapacidad</w:t>
       </w:r>
     </w:p>
     <w:p>
@@ -4007,6 +4476,73 @@
       </w:r>
       <w:r>
         <w:t>" para registrar los días seleccionados. Aparecerán en tu tabla de historial.</w:t>
+      </w:r>
+    </w:p>
+    <w:p>
+      <w:pPr>
+        <w:pStyle w:val="Textoindependiente"/>
+        <w:spacing w:before="10" w:line="360" w:lineRule="auto"/>
+        <w:ind w:left="120"/>
+      </w:pPr>
+    </w:p>
+    <w:p>
+      <w:pPr>
+        <w:pStyle w:val="Textoindependiente"/>
+        <w:spacing w:before="10" w:line="360" w:lineRule="auto"/>
+        <w:ind w:left="120"/>
+      </w:pPr>
+      <w:r>
+        <w:rPr>
+          <w:noProof/>
+        </w:rPr>
+        <w:drawing>
+          <wp:inline distT="0" distB="0" distL="0" distR="0" wp14:anchorId="7541CB3F" wp14:editId="540BF0CE">
+            <wp:extent cx="6404610" cy="4425315"/>
+            <wp:effectExtent l="0" t="0" r="0" b="0"/>
+            <wp:docPr id="1312507286" name="Imagen 5"/>
+            <wp:cNvGraphicFramePr>
+              <a:graphicFrameLocks xmlns:a="http://schemas.openxmlformats.org/drawingml/2006/main" noChangeAspect="1"/>
+            </wp:cNvGraphicFramePr>
+            <a:graphic xmlns:a="http://schemas.openxmlformats.org/drawingml/2006/main">
+              <a:graphicData uri="http://schemas.openxmlformats.org/drawingml/2006/picture">
+                <pic:pic xmlns:pic="http://schemas.openxmlformats.org/drawingml/2006/picture">
+                  <pic:nvPicPr>
+                    <pic:cNvPr id="0" name="Picture 9"/>
+                    <pic:cNvPicPr>
+                      <a:picLocks noChangeAspect="1" noChangeArrowheads="1"/>
+                    </pic:cNvPicPr>
+                  </pic:nvPicPr>
+                  <pic:blipFill>
+                    <a:blip r:embed="rId13">
+                      <a:extLst>
+                        <a:ext uri="{28A0092B-C50C-407E-A947-70E740481C1C}">
+                          <a14:useLocalDpi xmlns:a14="http://schemas.microsoft.com/office/drawing/2010/main" val="0"/>
+                        </a:ext>
+                      </a:extLst>
+                    </a:blip>
+                    <a:srcRect/>
+                    <a:stretch>
+                      <a:fillRect/>
+                    </a:stretch>
+                  </pic:blipFill>
+                  <pic:spPr bwMode="auto">
+                    <a:xfrm>
+                      <a:off x="0" y="0"/>
+                      <a:ext cx="6404610" cy="4425315"/>
+                    </a:xfrm>
+                    <a:prstGeom prst="rect">
+                      <a:avLst/>
+                    </a:prstGeom>
+                    <a:noFill/>
+                    <a:ln>
+                      <a:noFill/>
+                    </a:ln>
+                  </pic:spPr>
+                </pic:pic>
+              </a:graphicData>
+            </a:graphic>
+          </wp:inline>
+        </w:drawing>
       </w:r>
     </w:p>
     <w:p>
@@ -4035,9 +4571,14 @@
     </w:p>
     <w:p>
       <w:pPr>
-        <w:pStyle w:val="Textoindependiente"/>
-        <w:spacing w:before="121"/>
-      </w:pPr>
+        <w:rPr>
+          <w:sz w:val="20"/>
+          <w:szCs w:val="20"/>
+        </w:rPr>
+      </w:pPr>
+      <w:r>
+        <w:br w:type="page"/>
+      </w:r>
     </w:p>
     <w:p>
       <w:pPr>
@@ -4049,6 +4590,7 @@
           <w:color w:val="313B54"/>
           <w:spacing w:val="-4"/>
         </w:rPr>
+        <w:lastRenderedPageBreak/>
         <w:t>Registros extemporáneos</w:t>
       </w:r>
     </w:p>
@@ -4107,83 +4649,72 @@
     <w:p>
       <w:pPr>
         <w:pStyle w:val="Textoindependiente"/>
-        <w:spacing w:before="10"/>
-        <w:ind w:left="120"/>
-      </w:pPr>
-    </w:p>
-    <w:p>
-      <w:pPr>
-        <w:pStyle w:val="Ttulo3"/>
-        <w:spacing w:line="360" w:lineRule="auto"/>
-        <w:jc w:val="both"/>
-        <w:rPr>
-          <w:sz w:val="20"/>
-          <w:szCs w:val="20"/>
-        </w:rPr>
-      </w:pPr>
-      <w:r>
-        <w:rPr>
-          <w:color w:val="313B54"/>
-          <w:spacing w:val="-4"/>
-          <w:sz w:val="20"/>
-          <w:szCs w:val="20"/>
-        </w:rPr>
-        <w:t>C</w:t>
-      </w:r>
-      <w:r>
-        <w:rPr>
-          <w:color w:val="313B54"/>
-          <w:spacing w:val="-4"/>
-          <w:sz w:val="20"/>
-          <w:szCs w:val="20"/>
-        </w:rPr>
-        <w:t>alendario</w:t>
-      </w:r>
-    </w:p>
-    <w:p>
-      <w:pPr>
-        <w:pStyle w:val="Textoindependiente"/>
-        <w:numPr>
-          <w:ilvl w:val="0"/>
-          <w:numId w:val="17"/>
-        </w:numPr>
-        <w:spacing w:line="360" w:lineRule="auto"/>
-      </w:pPr>
-      <w:r>
-        <w:t>El sistema proporciona un calendario interactivo.</w:t>
-      </w:r>
-    </w:p>
-    <w:p>
-      <w:pPr>
-        <w:pStyle w:val="Textoindependiente"/>
-        <w:numPr>
-          <w:ilvl w:val="0"/>
-          <w:numId w:val="17"/>
-        </w:numPr>
-        <w:spacing w:before="10" w:line="360" w:lineRule="auto"/>
-      </w:pPr>
-      <w:r>
-        <w:t>Permite seleccionar fechas en cualquier mes del año.</w:t>
-      </w:r>
-    </w:p>
-    <w:p>
-      <w:pPr>
-        <w:pStyle w:val="Textoindependiente"/>
-        <w:numPr>
-          <w:ilvl w:val="0"/>
-          <w:numId w:val="17"/>
-        </w:numPr>
-        <w:spacing w:before="10" w:line="360" w:lineRule="auto"/>
-      </w:pPr>
-      <w:r>
-        <w:t>Se puede agregar un comentario opcional para cada registro.</w:t>
-      </w:r>
-    </w:p>
-    <w:p>
-      <w:pPr>
-        <w:pStyle w:val="Textoindependiente"/>
         <w:spacing w:before="121"/>
       </w:pPr>
+      <w:r>
+        <w:rPr>
+          <w:noProof/>
+        </w:rPr>
+        <w:drawing>
+          <wp:inline distT="0" distB="0" distL="0" distR="0" wp14:anchorId="354362CC" wp14:editId="47B2A4FE">
+            <wp:extent cx="6404610" cy="2861945"/>
+            <wp:effectExtent l="0" t="0" r="0" b="0"/>
+            <wp:docPr id="1159625133" name="Imagen 6"/>
+            <wp:cNvGraphicFramePr>
+              <a:graphicFrameLocks xmlns:a="http://schemas.openxmlformats.org/drawingml/2006/main" noChangeAspect="1"/>
+            </wp:cNvGraphicFramePr>
+            <a:graphic xmlns:a="http://schemas.openxmlformats.org/drawingml/2006/main">
+              <a:graphicData uri="http://schemas.openxmlformats.org/drawingml/2006/picture">
+                <pic:pic xmlns:pic="http://schemas.openxmlformats.org/drawingml/2006/picture">
+                  <pic:nvPicPr>
+                    <pic:cNvPr id="0" name="Picture 11"/>
+                    <pic:cNvPicPr>
+                      <a:picLocks noChangeAspect="1" noChangeArrowheads="1"/>
+                    </pic:cNvPicPr>
+                  </pic:nvPicPr>
+                  <pic:blipFill>
+                    <a:blip r:embed="rId14">
+                      <a:extLst>
+                        <a:ext uri="{28A0092B-C50C-407E-A947-70E740481C1C}">
+                          <a14:useLocalDpi xmlns:a14="http://schemas.microsoft.com/office/drawing/2010/main" val="0"/>
+                        </a:ext>
+                      </a:extLst>
+                    </a:blip>
+                    <a:srcRect/>
+                    <a:stretch>
+                      <a:fillRect/>
+                    </a:stretch>
+                  </pic:blipFill>
+                  <pic:spPr bwMode="auto">
+                    <a:xfrm>
+                      <a:off x="0" y="0"/>
+                      <a:ext cx="6404610" cy="2861945"/>
+                    </a:xfrm>
+                    <a:prstGeom prst="rect">
+                      <a:avLst/>
+                    </a:prstGeom>
+                    <a:noFill/>
+                    <a:ln>
+                      <a:noFill/>
+                    </a:ln>
+                  </pic:spPr>
+                </pic:pic>
+              </a:graphicData>
+            </a:graphic>
+          </wp:inline>
+        </w:drawing>
+      </w:r>
+    </w:p>
+    <w:p>
+      <w:pPr>
+        <w:rPr>
+          <w:sz w:val="20"/>
+          <w:szCs w:val="20"/>
+        </w:rPr>
+      </w:pPr>
+      <w:r>
+        <w:br w:type="page"/>
+      </w:r>
     </w:p>
     <w:p>
       <w:pPr>
@@ -4194,6 +4725,7 @@
         <w:rPr>
           <w:color w:val="313B54"/>
         </w:rPr>
+        <w:lastRenderedPageBreak/>
         <w:t>Validar un Reporte</w:t>
       </w:r>
     </w:p>
@@ -4282,14 +4814,7 @@
           <w:sz w:val="20"/>
           <w:szCs w:val="20"/>
         </w:rPr>
-        <w:t>Confirma la acción en la ventana de confirmación.</w:t>
-      </w:r>
-      <w:r>
-        <w:rPr>
-          <w:sz w:val="20"/>
-          <w:szCs w:val="20"/>
-        </w:rPr>
-        <w:t xml:space="preserve"> </w:t>
+        <w:t xml:space="preserve">Confirma la acción en la ventana de confirmación. </w:t>
       </w:r>
     </w:p>
     <w:p>
@@ -4310,14 +4835,7 @@
           <w:sz w:val="20"/>
           <w:szCs w:val="20"/>
         </w:rPr>
-        <w:t xml:space="preserve">El estado del reporte cambiará a </w:t>
-      </w:r>
-      <w:r>
-        <w:rPr>
-          <w:sz w:val="20"/>
-          <w:szCs w:val="20"/>
-        </w:rPr>
-        <w:t>“</w:t>
+        <w:t>El estado del reporte cambiará a “</w:t>
       </w:r>
       <w:r>
         <w:rPr>
@@ -4333,15 +4851,92 @@
           <w:sz w:val="20"/>
           <w:szCs w:val="20"/>
         </w:rPr>
-        <w:t>”</w:t>
-      </w:r>
-      <w:r>
-        <w:rPr>
-          <w:sz w:val="20"/>
-          <w:szCs w:val="20"/>
-        </w:rPr>
-        <w:t xml:space="preserve"> y el empleado recibirá una notificación.</w:t>
-      </w:r>
+        <w:t>” y el empleado recibirá una notificación.</w:t>
+      </w:r>
+    </w:p>
+    <w:p>
+      <w:pPr>
+        <w:pStyle w:val="Prrafodelista"/>
+        <w:spacing w:line="360" w:lineRule="auto"/>
+        <w:ind w:left="342" w:firstLine="0"/>
+        <w:rPr>
+          <w:sz w:val="20"/>
+          <w:szCs w:val="20"/>
+        </w:rPr>
+      </w:pPr>
+    </w:p>
+    <w:p>
+      <w:pPr>
+        <w:spacing w:line="360" w:lineRule="auto"/>
+        <w:ind w:left="119"/>
+        <w:rPr>
+          <w:sz w:val="20"/>
+          <w:szCs w:val="20"/>
+        </w:rPr>
+      </w:pPr>
+      <w:r>
+        <w:rPr>
+          <w:noProof/>
+        </w:rPr>
+        <w:drawing>
+          <wp:inline distT="0" distB="0" distL="0" distR="0" wp14:anchorId="7B96D199" wp14:editId="77AEA833">
+            <wp:extent cx="6404610" cy="1191895"/>
+            <wp:effectExtent l="0" t="0" r="0" b="8255"/>
+            <wp:docPr id="720373564" name="Imagen 9"/>
+            <wp:cNvGraphicFramePr>
+              <a:graphicFrameLocks xmlns:a="http://schemas.openxmlformats.org/drawingml/2006/main" noChangeAspect="1"/>
+            </wp:cNvGraphicFramePr>
+            <a:graphic xmlns:a="http://schemas.openxmlformats.org/drawingml/2006/main">
+              <a:graphicData uri="http://schemas.openxmlformats.org/drawingml/2006/picture">
+                <pic:pic xmlns:pic="http://schemas.openxmlformats.org/drawingml/2006/picture">
+                  <pic:nvPicPr>
+                    <pic:cNvPr id="0" name="Picture 17"/>
+                    <pic:cNvPicPr>
+                      <a:picLocks noChangeAspect="1" noChangeArrowheads="1"/>
+                    </pic:cNvPicPr>
+                  </pic:nvPicPr>
+                  <pic:blipFill>
+                    <a:blip r:embed="rId17">
+                      <a:extLst>
+                        <a:ext uri="{28A0092B-C50C-407E-A947-70E740481C1C}">
+                          <a14:useLocalDpi xmlns:a14="http://schemas.microsoft.com/office/drawing/2010/main" val="0"/>
+                        </a:ext>
+                      </a:extLst>
+                    </a:blip>
+                    <a:srcRect/>
+                    <a:stretch>
+                      <a:fillRect/>
+                    </a:stretch>
+                  </pic:blipFill>
+                  <pic:spPr bwMode="auto">
+                    <a:xfrm>
+                      <a:off x="0" y="0"/>
+                      <a:ext cx="6404610" cy="1191895"/>
+                    </a:xfrm>
+                    <a:prstGeom prst="rect">
+                      <a:avLst/>
+                    </a:prstGeom>
+                    <a:noFill/>
+                    <a:ln>
+                      <a:noFill/>
+                    </a:ln>
+                  </pic:spPr>
+                </pic:pic>
+              </a:graphicData>
+            </a:graphic>
+          </wp:inline>
+        </w:drawing>
+      </w:r>
+    </w:p>
+    <w:p>
+      <w:pPr>
+        <w:spacing w:line="360" w:lineRule="auto"/>
+        <w:ind w:left="119"/>
+        <w:rPr>
+          <w:sz w:val="20"/>
+          <w:szCs w:val="20"/>
+        </w:rPr>
+      </w:pPr>
     </w:p>
     <w:p>
       <w:pPr>
@@ -4535,23 +5130,7 @@
           <w:bCs/>
           <w:color w:val="375623"/>
         </w:rPr>
-        <w:t>Reco</w:t>
-      </w:r>
-      <w:r>
-        <w:rPr>
-          <w:b/>
-          <w:bCs/>
-          <w:color w:val="375623"/>
-        </w:rPr>
-        <w:t>rdatorio</w:t>
-      </w:r>
-      <w:r>
-        <w:rPr>
-          <w:b/>
-          <w:bCs/>
-          <w:color w:val="375623"/>
-        </w:rPr>
-        <w:t xml:space="preserve">: </w:t>
+        <w:t xml:space="preserve">Recordatorio: </w:t>
       </w:r>
       <w:r>
         <w:rPr>
@@ -4763,10 +5342,85 @@
     <w:p>
       <w:pPr>
         <w:pStyle w:val="Textoindependiente"/>
-        <w:spacing w:line="229" w:lineRule="exact"/>
-        <w:ind w:left="120"/>
-        <w:jc w:val="both"/>
-      </w:pPr>
+        <w:spacing w:line="360" w:lineRule="auto"/>
+        <w:ind w:left="120" w:right="1132"/>
+        <w:rPr>
+          <w:szCs w:val="22"/>
+        </w:rPr>
+      </w:pPr>
+    </w:p>
+    <w:p>
+      <w:pPr>
+        <w:pStyle w:val="Textoindependiente"/>
+        <w:spacing w:line="360" w:lineRule="auto"/>
+        <w:ind w:left="120" w:right="1132"/>
+        <w:rPr>
+          <w:szCs w:val="22"/>
+        </w:rPr>
+      </w:pPr>
+      <w:r>
+        <w:rPr>
+          <w:noProof/>
+        </w:rPr>
+        <w:drawing>
+          <wp:inline distT="0" distB="0" distL="0" distR="0" wp14:anchorId="1F478EB3" wp14:editId="1D7939B2">
+            <wp:extent cx="6404610" cy="2240280"/>
+            <wp:effectExtent l="0" t="0" r="0" b="7620"/>
+            <wp:docPr id="1930768188" name="Imagen 10"/>
+            <wp:cNvGraphicFramePr>
+              <a:graphicFrameLocks xmlns:a="http://schemas.openxmlformats.org/drawingml/2006/main" noChangeAspect="1"/>
+            </wp:cNvGraphicFramePr>
+            <a:graphic xmlns:a="http://schemas.openxmlformats.org/drawingml/2006/main">
+              <a:graphicData uri="http://schemas.openxmlformats.org/drawingml/2006/picture">
+                <pic:pic xmlns:pic="http://schemas.openxmlformats.org/drawingml/2006/picture">
+                  <pic:nvPicPr>
+                    <pic:cNvPr id="0" name="Picture 19"/>
+                    <pic:cNvPicPr>
+                      <a:picLocks noChangeAspect="1" noChangeArrowheads="1"/>
+                    </pic:cNvPicPr>
+                  </pic:nvPicPr>
+                  <pic:blipFill>
+                    <a:blip r:embed="rId18">
+                      <a:extLst>
+                        <a:ext uri="{28A0092B-C50C-407E-A947-70E740481C1C}">
+                          <a14:useLocalDpi xmlns:a14="http://schemas.microsoft.com/office/drawing/2010/main" val="0"/>
+                        </a:ext>
+                      </a:extLst>
+                    </a:blip>
+                    <a:srcRect/>
+                    <a:stretch>
+                      <a:fillRect/>
+                    </a:stretch>
+                  </pic:blipFill>
+                  <pic:spPr bwMode="auto">
+                    <a:xfrm>
+                      <a:off x="0" y="0"/>
+                      <a:ext cx="6404610" cy="2240280"/>
+                    </a:xfrm>
+                    <a:prstGeom prst="rect">
+                      <a:avLst/>
+                    </a:prstGeom>
+                    <a:noFill/>
+                    <a:ln>
+                      <a:noFill/>
+                    </a:ln>
+                  </pic:spPr>
+                </pic:pic>
+              </a:graphicData>
+            </a:graphic>
+          </wp:inline>
+        </w:drawing>
+      </w:r>
+    </w:p>
+    <w:p>
+      <w:pPr>
+        <w:rPr>
+          <w:sz w:val="20"/>
+        </w:rPr>
+      </w:pPr>
+      <w:r>
+        <w:br w:type="page"/>
+      </w:r>
     </w:p>
     <w:p>
       <w:pPr>
@@ -4777,6 +5431,7 @@
         <w:rPr>
           <w:color w:val="313B54"/>
         </w:rPr>
+        <w:lastRenderedPageBreak/>
         <w:t>Gestión de Usuarios</w:t>
       </w:r>
     </w:p>
@@ -5180,6 +5835,82 @@
           <w:szCs w:val="20"/>
         </w:rPr>
       </w:pPr>
+      <w:r>
+        <w:rPr>
+          <w:noProof/>
+        </w:rPr>
+        <w:drawing>
+          <wp:inline distT="0" distB="0" distL="0" distR="0" wp14:anchorId="4378F4BD" wp14:editId="56D6BFD8">
+            <wp:extent cx="6404610" cy="2802890"/>
+            <wp:effectExtent l="0" t="0" r="0" b="0"/>
+            <wp:docPr id="355781739" name="Imagen 11"/>
+            <wp:cNvGraphicFramePr>
+              <a:graphicFrameLocks xmlns:a="http://schemas.openxmlformats.org/drawingml/2006/main" noChangeAspect="1"/>
+            </wp:cNvGraphicFramePr>
+            <a:graphic xmlns:a="http://schemas.openxmlformats.org/drawingml/2006/main">
+              <a:graphicData uri="http://schemas.openxmlformats.org/drawingml/2006/picture">
+                <pic:pic xmlns:pic="http://schemas.openxmlformats.org/drawingml/2006/picture">
+                  <pic:nvPicPr>
+                    <pic:cNvPr id="0" name="Picture 21"/>
+                    <pic:cNvPicPr>
+                      <a:picLocks noChangeAspect="1" noChangeArrowheads="1"/>
+                    </pic:cNvPicPr>
+                  </pic:nvPicPr>
+                  <pic:blipFill>
+                    <a:blip r:embed="rId19">
+                      <a:extLst>
+                        <a:ext uri="{28A0092B-C50C-407E-A947-70E740481C1C}">
+                          <a14:useLocalDpi xmlns:a14="http://schemas.microsoft.com/office/drawing/2010/main" val="0"/>
+                        </a:ext>
+                      </a:extLst>
+                    </a:blip>
+                    <a:srcRect/>
+                    <a:stretch>
+                      <a:fillRect/>
+                    </a:stretch>
+                  </pic:blipFill>
+                  <pic:spPr bwMode="auto">
+                    <a:xfrm>
+                      <a:off x="0" y="0"/>
+                      <a:ext cx="6404610" cy="2802890"/>
+                    </a:xfrm>
+                    <a:prstGeom prst="rect">
+                      <a:avLst/>
+                    </a:prstGeom>
+                    <a:noFill/>
+                    <a:ln>
+                      <a:noFill/>
+                    </a:ln>
+                  </pic:spPr>
+                </pic:pic>
+              </a:graphicData>
+            </a:graphic>
+          </wp:inline>
+        </w:drawing>
+      </w:r>
+    </w:p>
+    <w:p>
+      <w:pPr>
+        <w:rPr>
+          <w:sz w:val="20"/>
+          <w:szCs w:val="20"/>
+        </w:rPr>
+      </w:pPr>
+      <w:r>
+        <w:rPr>
+          <w:sz w:val="20"/>
+          <w:szCs w:val="20"/>
+        </w:rPr>
+        <w:br w:type="page"/>
+      </w:r>
+    </w:p>
+    <w:p>
+      <w:pPr>
+        <w:rPr>
+          <w:sz w:val="20"/>
+          <w:szCs w:val="20"/>
+        </w:rPr>
+      </w:pPr>
     </w:p>
     <w:p>
       <w:pPr>
@@ -5364,24 +6095,6 @@
     </w:p>
     <w:p>
       <w:pPr>
-        <w:pStyle w:val="Textoindependiente"/>
-        <w:spacing w:line="360" w:lineRule="auto"/>
-      </w:pPr>
-    </w:p>
-    <w:p>
-      <w:pPr>
-        <w:pStyle w:val="Textoindependiente"/>
-        <w:spacing w:line="360" w:lineRule="auto"/>
-      </w:pPr>
-    </w:p>
-    <w:p>
-      <w:pPr>
-        <w:pStyle w:val="Textoindependiente"/>
-        <w:spacing w:line="360" w:lineRule="auto"/>
-      </w:pPr>
-    </w:p>
-    <w:p>
-      <w:pPr>
         <w:pStyle w:val="Ttulo3"/>
         <w:spacing w:line="360" w:lineRule="auto"/>
         <w:jc w:val="both"/>
@@ -5397,7 +6110,6 @@
           <w:sz w:val="20"/>
           <w:szCs w:val="20"/>
         </w:rPr>
-        <w:lastRenderedPageBreak/>
         <w:t>Edita un</w:t>
       </w:r>
       <w:r>
@@ -5655,13 +6367,68 @@
         <w:t>” y confirma la acción.</w:t>
       </w:r>
     </w:p>
-    <w:p>
-      <w:pPr>
-        <w:rPr>
-          <w:sz w:val="20"/>
-          <w:szCs w:val="20"/>
-        </w:rPr>
-      </w:pPr>
+    <w:p/>
+    <w:p/>
+    <w:p>
+      <w:pPr>
+        <w:rPr>
+          <w:sz w:val="20"/>
+          <w:szCs w:val="20"/>
+        </w:rPr>
+      </w:pPr>
+      <w:r>
+        <w:rPr>
+          <w:noProof/>
+        </w:rPr>
+        <w:drawing>
+          <wp:inline distT="0" distB="0" distL="0" distR="0" wp14:anchorId="0406E53A" wp14:editId="25C35956">
+            <wp:extent cx="6404610" cy="2402205"/>
+            <wp:effectExtent l="0" t="0" r="0" b="0"/>
+            <wp:docPr id="314854699" name="Imagen 12"/>
+            <wp:cNvGraphicFramePr>
+              <a:graphicFrameLocks xmlns:a="http://schemas.openxmlformats.org/drawingml/2006/main" noChangeAspect="1"/>
+            </wp:cNvGraphicFramePr>
+            <a:graphic xmlns:a="http://schemas.openxmlformats.org/drawingml/2006/main">
+              <a:graphicData uri="http://schemas.openxmlformats.org/drawingml/2006/picture">
+                <pic:pic xmlns:pic="http://schemas.openxmlformats.org/drawingml/2006/picture">
+                  <pic:nvPicPr>
+                    <pic:cNvPr id="0" name="Picture 23"/>
+                    <pic:cNvPicPr>
+                      <a:picLocks noChangeAspect="1" noChangeArrowheads="1"/>
+                    </pic:cNvPicPr>
+                  </pic:nvPicPr>
+                  <pic:blipFill>
+                    <a:blip r:embed="rId20">
+                      <a:extLst>
+                        <a:ext uri="{28A0092B-C50C-407E-A947-70E740481C1C}">
+                          <a14:useLocalDpi xmlns:a14="http://schemas.microsoft.com/office/drawing/2010/main" val="0"/>
+                        </a:ext>
+                      </a:extLst>
+                    </a:blip>
+                    <a:srcRect/>
+                    <a:stretch>
+                      <a:fillRect/>
+                    </a:stretch>
+                  </pic:blipFill>
+                  <pic:spPr bwMode="auto">
+                    <a:xfrm>
+                      <a:off x="0" y="0"/>
+                      <a:ext cx="6404610" cy="2402205"/>
+                    </a:xfrm>
+                    <a:prstGeom prst="rect">
+                      <a:avLst/>
+                    </a:prstGeom>
+                    <a:noFill/>
+                    <a:ln>
+                      <a:noFill/>
+                    </a:ln>
+                  </pic:spPr>
+                </pic:pic>
+              </a:graphicData>
+            </a:graphic>
+          </wp:inline>
+        </w:drawing>
+      </w:r>
       <w:r>
         <w:br w:type="page"/>
       </w:r>
@@ -6002,28 +6769,7 @@
           <w:sz w:val="20"/>
           <w:szCs w:val="20"/>
         </w:rPr>
-        <w:t>socio</w:t>
-      </w:r>
-      <w:r>
-        <w:rPr>
-          <w:sz w:val="20"/>
-          <w:szCs w:val="20"/>
-        </w:rPr>
-        <w:t xml:space="preserve">, </w:t>
-      </w:r>
-      <w:r>
-        <w:rPr>
-          <w:sz w:val="20"/>
-          <w:szCs w:val="20"/>
-        </w:rPr>
-        <w:t>cliente</w:t>
-      </w:r>
-      <w:r>
-        <w:rPr>
-          <w:sz w:val="20"/>
-          <w:szCs w:val="20"/>
-        </w:rPr>
-        <w:t>, proyecto y actividad</w:t>
+        <w:t>socio, cliente, proyecto y actividad</w:t>
       </w:r>
       <w:r>
         <w:rPr>
@@ -6250,12 +6996,81 @@
     </w:p>
     <w:p>
       <w:pPr>
+        <w:spacing w:line="360" w:lineRule="auto"/>
         <w:ind w:left="119"/>
         <w:rPr>
           <w:sz w:val="20"/>
           <w:szCs w:val="20"/>
         </w:rPr>
       </w:pPr>
+      <w:r>
+        <w:rPr>
+          <w:noProof/>
+        </w:rPr>
+        <w:drawing>
+          <wp:inline distT="0" distB="0" distL="0" distR="0" wp14:anchorId="4969699B" wp14:editId="3D2301EB">
+            <wp:extent cx="6404610" cy="2422525"/>
+            <wp:effectExtent l="0" t="0" r="0" b="0"/>
+            <wp:docPr id="520763372" name="Imagen 13"/>
+            <wp:cNvGraphicFramePr>
+              <a:graphicFrameLocks xmlns:a="http://schemas.openxmlformats.org/drawingml/2006/main" noChangeAspect="1"/>
+            </wp:cNvGraphicFramePr>
+            <a:graphic xmlns:a="http://schemas.openxmlformats.org/drawingml/2006/main">
+              <a:graphicData uri="http://schemas.openxmlformats.org/drawingml/2006/picture">
+                <pic:pic xmlns:pic="http://schemas.openxmlformats.org/drawingml/2006/picture">
+                  <pic:nvPicPr>
+                    <pic:cNvPr id="0" name="Picture 25"/>
+                    <pic:cNvPicPr>
+                      <a:picLocks noChangeAspect="1" noChangeArrowheads="1"/>
+                    </pic:cNvPicPr>
+                  </pic:nvPicPr>
+                  <pic:blipFill>
+                    <a:blip r:embed="rId21">
+                      <a:extLst>
+                        <a:ext uri="{28A0092B-C50C-407E-A947-70E740481C1C}">
+                          <a14:useLocalDpi xmlns:a14="http://schemas.microsoft.com/office/drawing/2010/main" val="0"/>
+                        </a:ext>
+                      </a:extLst>
+                    </a:blip>
+                    <a:srcRect/>
+                    <a:stretch>
+                      <a:fillRect/>
+                    </a:stretch>
+                  </pic:blipFill>
+                  <pic:spPr bwMode="auto">
+                    <a:xfrm>
+                      <a:off x="0" y="0"/>
+                      <a:ext cx="6404610" cy="2422525"/>
+                    </a:xfrm>
+                    <a:prstGeom prst="rect">
+                      <a:avLst/>
+                    </a:prstGeom>
+                    <a:noFill/>
+                    <a:ln>
+                      <a:noFill/>
+                    </a:ln>
+                  </pic:spPr>
+                </pic:pic>
+              </a:graphicData>
+            </a:graphic>
+          </wp:inline>
+        </w:drawing>
+      </w:r>
+    </w:p>
+    <w:p>
+      <w:pPr>
+        <w:rPr>
+          <w:sz w:val="20"/>
+          <w:szCs w:val="20"/>
+        </w:rPr>
+      </w:pPr>
+      <w:r>
+        <w:rPr>
+          <w:sz w:val="20"/>
+          <w:szCs w:val="20"/>
+        </w:rPr>
+        <w:br w:type="page"/>
+      </w:r>
     </w:p>
     <w:p>
       <w:pPr>
@@ -6266,6 +7081,7 @@
         <w:rPr>
           <w:color w:val="313B54"/>
         </w:rPr>
+        <w:lastRenderedPageBreak/>
         <w:t>Exportación de Reportes</w:t>
       </w:r>
     </w:p>
@@ -6402,6 +7218,76 @@
           <w:sz w:val="20"/>
         </w:rPr>
         <w:t xml:space="preserve"> se descargará automáticamente a tu computadora.</w:t>
+      </w:r>
+    </w:p>
+    <w:p>
+      <w:pPr>
+        <w:spacing w:line="360" w:lineRule="auto"/>
+        <w:ind w:left="342"/>
+        <w:rPr>
+          <w:sz w:val="20"/>
+        </w:rPr>
+      </w:pPr>
+    </w:p>
+    <w:p>
+      <w:pPr>
+        <w:spacing w:line="360" w:lineRule="auto"/>
+        <w:rPr>
+          <w:sz w:val="20"/>
+        </w:rPr>
+      </w:pPr>
+      <w:r>
+        <w:rPr>
+          <w:noProof/>
+        </w:rPr>
+        <w:drawing>
+          <wp:inline distT="0" distB="0" distL="0" distR="0" wp14:anchorId="717078E3" wp14:editId="7A7B0065">
+            <wp:extent cx="6404610" cy="2503170"/>
+            <wp:effectExtent l="0" t="0" r="0" b="0"/>
+            <wp:docPr id="1351640020" name="Imagen 14"/>
+            <wp:cNvGraphicFramePr>
+              <a:graphicFrameLocks xmlns:a="http://schemas.openxmlformats.org/drawingml/2006/main" noChangeAspect="1"/>
+            </wp:cNvGraphicFramePr>
+            <a:graphic xmlns:a="http://schemas.openxmlformats.org/drawingml/2006/main">
+              <a:graphicData uri="http://schemas.openxmlformats.org/drawingml/2006/picture">
+                <pic:pic xmlns:pic="http://schemas.openxmlformats.org/drawingml/2006/picture">
+                  <pic:nvPicPr>
+                    <pic:cNvPr id="0" name="Picture 27"/>
+                    <pic:cNvPicPr>
+                      <a:picLocks noChangeAspect="1" noChangeArrowheads="1"/>
+                    </pic:cNvPicPr>
+                  </pic:nvPicPr>
+                  <pic:blipFill>
+                    <a:blip r:embed="rId22">
+                      <a:extLst>
+                        <a:ext uri="{28A0092B-C50C-407E-A947-70E740481C1C}">
+                          <a14:useLocalDpi xmlns:a14="http://schemas.microsoft.com/office/drawing/2010/main" val="0"/>
+                        </a:ext>
+                      </a:extLst>
+                    </a:blip>
+                    <a:srcRect/>
+                    <a:stretch>
+                      <a:fillRect/>
+                    </a:stretch>
+                  </pic:blipFill>
+                  <pic:spPr bwMode="auto">
+                    <a:xfrm>
+                      <a:off x="0" y="0"/>
+                      <a:ext cx="6404610" cy="2503170"/>
+                    </a:xfrm>
+                    <a:prstGeom prst="rect">
+                      <a:avLst/>
+                    </a:prstGeom>
+                    <a:noFill/>
+                    <a:ln>
+                      <a:noFill/>
+                    </a:ln>
+                  </pic:spPr>
+                </pic:pic>
+              </a:graphicData>
+            </a:graphic>
+          </wp:inline>
+        </w:drawing>
       </w:r>
     </w:p>
     <w:p>
@@ -6815,7 +7701,13 @@
         <w:t xml:space="preserve"> </w:t>
       </w:r>
       <w:r>
-        <w:t>Contacta a tu administrador para que verifique la existencia del proyecto, y en su defecto carge el nuevo proyecto correspondiente. Solo ves los proyectos que han sido cargados al sistema.</w:t>
+        <w:t xml:space="preserve">Contacta a tu administrador para que verifique la existencia del proyecto, y en su defecto </w:t>
+      </w:r>
+      <w:r>
+        <w:t>cargue</w:t>
+      </w:r>
+      <w:r>
+        <w:t xml:space="preserve"> el nuevo proyecto correspondiente. Solo ves los proyectos que han sido cargados al sistema.</w:t>
       </w:r>
     </w:p>
     <w:p>
@@ -7189,7 +8081,35 @@
         <w:rPr>
           <w:lang w:val="es-MX"/>
         </w:rPr>
-        <w:t>Recarga la página (Ctrl+R o Cmd+R)</w:t>
+        <w:t>Recarga la página (</w:t>
+      </w:r>
+      <w:proofErr w:type="spellStart"/>
+      <w:r>
+        <w:rPr>
+          <w:lang w:val="es-MX"/>
+        </w:rPr>
+        <w:t>Ctrl+R</w:t>
+      </w:r>
+      <w:proofErr w:type="spellEnd"/>
+      <w:r>
+        <w:rPr>
+          <w:lang w:val="es-MX"/>
+        </w:rPr>
+        <w:t xml:space="preserve"> o </w:t>
+      </w:r>
+      <w:proofErr w:type="spellStart"/>
+      <w:r>
+        <w:rPr>
+          <w:lang w:val="es-MX"/>
+        </w:rPr>
+        <w:t>Cmd+R</w:t>
+      </w:r>
+      <w:proofErr w:type="spellEnd"/>
+      <w:r>
+        <w:rPr>
+          <w:lang w:val="es-MX"/>
+        </w:rPr>
+        <w:t>)</w:t>
       </w:r>
       <w:r>
         <w:rPr>

--- a/manual_tiempos.docx
+++ b/manual_tiempos.docx
@@ -7432,7 +7432,14 @@
         <w:ind w:left="120"/>
       </w:pPr>
       <w:r>
-        <w:t>¿Olvidé mi contraseña, qué debo hacer?</w:t>
+        <w:t>¿Se accede al nuevo sistema con el mismo enlace que el anterior?</w:t>
+      </w:r>
+      <w:r>
+        <w:br/>
+        <w:t>R:</w:t>
+      </w:r>
+      <w:r>
+        <w:t xml:space="preserve"> No. Este sistema es completamente diferente, por lo que los dominios son distintos.</w:t>
       </w:r>
     </w:p>
     <w:p>
@@ -7440,6 +7447,53 @@
         <w:pStyle w:val="Textoindependiente"/>
         <w:spacing w:line="229" w:lineRule="exact"/>
         <w:ind w:left="120"/>
+      </w:pPr>
+    </w:p>
+    <w:p>
+      <w:pPr>
+        <w:pStyle w:val="Textoindependiente"/>
+        <w:spacing w:line="229" w:lineRule="exact"/>
+        <w:ind w:left="120"/>
+      </w:pPr>
+      <w:r>
+        <w:t>¿Qué pasa si registro mi entrada tarde?</w:t>
+      </w:r>
+    </w:p>
+    <w:p>
+      <w:pPr>
+        <w:pStyle w:val="Textoindependiente"/>
+        <w:spacing w:line="229" w:lineRule="exact"/>
+        <w:ind w:left="120"/>
+      </w:pPr>
+      <w:r>
+        <w:t xml:space="preserve">R: </w:t>
+      </w:r>
+      <w:r>
+        <w:t>El sistema no tiene un control programado de retardos; por ello, solo calculará tu hora de salida tardía en función del total de horas de una jornada estándar.</w:t>
+      </w:r>
+    </w:p>
+    <w:p>
+      <w:pPr>
+        <w:pStyle w:val="Textoindependiente"/>
+        <w:spacing w:line="229" w:lineRule="exact"/>
+        <w:ind w:left="120"/>
+      </w:pPr>
+    </w:p>
+    <w:p>
+      <w:pPr>
+        <w:pStyle w:val="Textoindependiente"/>
+        <w:spacing w:line="229" w:lineRule="exact"/>
+        <w:ind w:left="120"/>
+      </w:pPr>
+      <w:r>
+        <w:t>¿Olvidé mi contraseña, qué debo hacer?</w:t>
+      </w:r>
+    </w:p>
+    <w:p>
+      <w:pPr>
+        <w:pStyle w:val="Textoindependiente"/>
+        <w:spacing w:line="229" w:lineRule="exact"/>
+        <w:ind w:left="120"/>
         <w:rPr>
           <w:lang w:val="es-MX"/>
         </w:rPr>
@@ -7531,6 +7585,54 @@
           <w:lang w:val="es-MX"/>
         </w:rPr>
         <w:t xml:space="preserve">después de un período de inactividad. </w:t>
+      </w:r>
+    </w:p>
+    <w:p>
+      <w:pPr>
+        <w:pStyle w:val="Textoindependiente"/>
+        <w:spacing w:line="229" w:lineRule="exact"/>
+        <w:ind w:left="120"/>
+        <w:rPr>
+          <w:lang w:val="es-MX"/>
+        </w:rPr>
+      </w:pPr>
+    </w:p>
+    <w:p>
+      <w:pPr>
+        <w:pStyle w:val="Textoindependiente"/>
+        <w:spacing w:line="229" w:lineRule="exact"/>
+        <w:ind w:left="120"/>
+        <w:rPr>
+          <w:lang w:val="es-MX"/>
+        </w:rPr>
+      </w:pPr>
+      <w:r>
+        <w:rPr>
+          <w:lang w:val="es-MX"/>
+        </w:rPr>
+        <w:t>¿Cómo registro horas extra si trabajé más de 8 horas?</w:t>
+      </w:r>
+    </w:p>
+    <w:p>
+      <w:pPr>
+        <w:pStyle w:val="Textoindependiente"/>
+        <w:spacing w:line="229" w:lineRule="exact"/>
+        <w:ind w:left="120"/>
+        <w:rPr>
+          <w:lang w:val="es-MX"/>
+        </w:rPr>
+      </w:pPr>
+      <w:r>
+        <w:rPr>
+          <w:lang w:val="es-MX"/>
+        </w:rPr>
+        <w:t xml:space="preserve">R: </w:t>
+      </w:r>
+      <w:r>
+        <w:rPr>
+          <w:lang w:val="es-MX"/>
+        </w:rPr>
+        <w:t>La plataforma no admite registros superiores a 8 horas; por ello, las asignaciones deben organizarse para concluirse antes del fin de la jornada.</w:t>
       </w:r>
     </w:p>
     <w:p>
@@ -7557,7 +7659,13 @@
         <w:rPr>
           <w:color w:val="313B54"/>
         </w:rPr>
-        <w:t>Para Empleados / Consultores</w:t>
+        <w:t xml:space="preserve">Para </w:t>
+      </w:r>
+      <w:r>
+        <w:rPr>
+          <w:color w:val="313B54"/>
+        </w:rPr>
+        <w:t>Colaboradores</w:t>
       </w:r>
     </w:p>
     <w:p>
@@ -7627,111 +7735,10 @@
         <w:pStyle w:val="Textoindependiente"/>
         <w:spacing w:line="229" w:lineRule="exact"/>
         <w:ind w:left="120"/>
+        <w:jc w:val="both"/>
         <w:rPr>
           <w:lang w:val="es-MX"/>
         </w:rPr>
-      </w:pPr>
-    </w:p>
-    <w:p>
-      <w:pPr>
-        <w:pStyle w:val="Textoindependiente"/>
-        <w:spacing w:line="229" w:lineRule="exact"/>
-        <w:ind w:left="120"/>
-      </w:pPr>
-      <w:r>
-        <w:t>¿Cuántos días hacia atrás puedo registrar tiempos?</w:t>
-      </w:r>
-    </w:p>
-    <w:p>
-      <w:pPr>
-        <w:pStyle w:val="Textoindependiente"/>
-        <w:spacing w:line="229" w:lineRule="exact"/>
-        <w:ind w:left="120"/>
-      </w:pPr>
-      <w:r>
-        <w:t>R</w:t>
-      </w:r>
-      <w:r>
-        <w:t>:</w:t>
-      </w:r>
-      <w:r>
-        <w:rPr>
-          <w:b/>
-          <w:bCs/>
-        </w:rPr>
-        <w:t xml:space="preserve"> </w:t>
-      </w:r>
-      <w:r>
-        <w:t>Se permiten registrar de manera extemporánea únicamente los días del mes en curso.</w:t>
-      </w:r>
-    </w:p>
-    <w:p>
-      <w:pPr>
-        <w:pStyle w:val="Textoindependiente"/>
-        <w:spacing w:line="229" w:lineRule="exact"/>
-        <w:ind w:left="120"/>
-        <w:rPr>
-          <w:lang w:val="es-MX"/>
-        </w:rPr>
-      </w:pPr>
-    </w:p>
-    <w:p>
-      <w:pPr>
-        <w:pStyle w:val="Textoindependiente"/>
-        <w:spacing w:line="229" w:lineRule="exact"/>
-        <w:ind w:left="120"/>
-      </w:pPr>
-      <w:r>
-        <w:t>¿Qué hago si el proyecto no aparece en la lista?</w:t>
-      </w:r>
-    </w:p>
-    <w:p>
-      <w:pPr>
-        <w:pStyle w:val="Textoindependiente"/>
-        <w:spacing w:line="229" w:lineRule="exact"/>
-        <w:ind w:left="120"/>
-      </w:pPr>
-      <w:r>
-        <w:t>R=</w:t>
-      </w:r>
-      <w:r>
-        <w:t>:</w:t>
-      </w:r>
-      <w:r>
-        <w:t xml:space="preserve"> </w:t>
-      </w:r>
-      <w:r>
-        <w:t xml:space="preserve">Contacta a tu administrador para que verifique la existencia del proyecto, y en su defecto </w:t>
-      </w:r>
-      <w:r>
-        <w:t>cargue</w:t>
-      </w:r>
-      <w:r>
-        <w:t xml:space="preserve"> el nuevo proyecto correspondiente. Solo ves los proyectos que han sido cargados al sistema.</w:t>
-      </w:r>
-    </w:p>
-    <w:p>
-      <w:pPr>
-        <w:rPr>
-          <w:lang w:val="es-MX"/>
-        </w:rPr>
-      </w:pPr>
-    </w:p>
-    <w:p>
-      <w:pPr>
-        <w:pStyle w:val="Ttulo3"/>
-        <w:jc w:val="both"/>
-      </w:pPr>
-      <w:r>
-        <w:rPr>
-          <w:color w:val="313B54"/>
-        </w:rPr>
-        <w:t>Para Supervisores</w:t>
-      </w:r>
-    </w:p>
-    <w:p>
-      <w:pPr>
-        <w:pStyle w:val="Textoindependiente"/>
       </w:pPr>
     </w:p>
     <w:p>
@@ -7740,6 +7747,221 @@
         <w:spacing w:line="229" w:lineRule="exact"/>
         <w:ind w:left="120"/>
         <w:jc w:val="both"/>
+        <w:rPr>
+          <w:lang w:val="es-MX"/>
+        </w:rPr>
+      </w:pPr>
+      <w:r>
+        <w:rPr>
+          <w:lang w:val="es-MX"/>
+        </w:rPr>
+        <w:t>¿Qué pasa si hice un registro con anticipación y me cambian de asignación cuando aún no he terminado la anterior?</w:t>
+      </w:r>
+    </w:p>
+    <w:p>
+      <w:pPr>
+        <w:pStyle w:val="Textoindependiente"/>
+        <w:spacing w:line="229" w:lineRule="exact"/>
+        <w:ind w:left="120"/>
+        <w:jc w:val="both"/>
+        <w:rPr>
+          <w:lang w:val="es-MX"/>
+        </w:rPr>
+      </w:pPr>
+      <w:r>
+        <w:rPr>
+          <w:lang w:val="es-MX"/>
+        </w:rPr>
+        <w:t xml:space="preserve">R: </w:t>
+      </w:r>
+      <w:r>
+        <w:rPr>
+          <w:lang w:val="es-MX"/>
+        </w:rPr>
+        <w:t>Si ya realizaste un registro y cambian los planes, puedes eliminarlo si aún no ha sido aprobado por tu jefe a cargo y crear uno nuevo con los cambios efectuados, o bien editar los registros directamente en la sección "Historial de registros".</w:t>
+      </w:r>
+    </w:p>
+    <w:p>
+      <w:pPr>
+        <w:pStyle w:val="Textoindependiente"/>
+        <w:spacing w:line="229" w:lineRule="exact"/>
+        <w:ind w:left="120"/>
+        <w:rPr>
+          <w:lang w:val="es-MX"/>
+        </w:rPr>
+      </w:pPr>
+    </w:p>
+    <w:p>
+      <w:pPr>
+        <w:pStyle w:val="Textoindependiente"/>
+        <w:spacing w:line="229" w:lineRule="exact"/>
+        <w:ind w:left="120"/>
+      </w:pPr>
+      <w:r>
+        <w:t>¿Cuántos días hacia atrás puedo registrar tiempos?</w:t>
+      </w:r>
+    </w:p>
+    <w:p>
+      <w:pPr>
+        <w:pStyle w:val="Textoindependiente"/>
+        <w:spacing w:line="229" w:lineRule="exact"/>
+        <w:ind w:left="120"/>
+      </w:pPr>
+      <w:r>
+        <w:t>R</w:t>
+      </w:r>
+      <w:r>
+        <w:t>:</w:t>
+      </w:r>
+      <w:r>
+        <w:rPr>
+          <w:b/>
+          <w:bCs/>
+        </w:rPr>
+        <w:t xml:space="preserve"> </w:t>
+      </w:r>
+      <w:r>
+        <w:t>Se permiten registrar de manera extemporánea únicamente los días del mes en curso.</w:t>
+      </w:r>
+    </w:p>
+    <w:p>
+      <w:pPr>
+        <w:pStyle w:val="Textoindependiente"/>
+        <w:spacing w:line="229" w:lineRule="exact"/>
+        <w:ind w:left="120"/>
+        <w:rPr>
+          <w:lang w:val="es-MX"/>
+        </w:rPr>
+      </w:pPr>
+    </w:p>
+    <w:p>
+      <w:pPr>
+        <w:pStyle w:val="Textoindependiente"/>
+        <w:spacing w:line="229" w:lineRule="exact"/>
+        <w:ind w:left="120"/>
+      </w:pPr>
+      <w:r>
+        <w:t>¿Qué hago si el proyecto no aparece en la lista?</w:t>
+      </w:r>
+    </w:p>
+    <w:p>
+      <w:pPr>
+        <w:pStyle w:val="Textoindependiente"/>
+        <w:spacing w:line="229" w:lineRule="exact"/>
+        <w:ind w:left="120"/>
+      </w:pPr>
+      <w:r>
+        <w:t>R=</w:t>
+      </w:r>
+      <w:r>
+        <w:t>:</w:t>
+      </w:r>
+      <w:r>
+        <w:t xml:space="preserve"> </w:t>
+      </w:r>
+      <w:r>
+        <w:t>Solo verás los proyectos que se han cargado al sistema. Contacta a tu administrador para verificar la existencia del proyecto y, en su caso, cargar el nuevo proyecto correspondiente.</w:t>
+      </w:r>
+    </w:p>
+    <w:p>
+      <w:pPr>
+        <w:pStyle w:val="Textoindependiente"/>
+        <w:spacing w:line="229" w:lineRule="exact"/>
+        <w:ind w:left="120"/>
+      </w:pPr>
+    </w:p>
+    <w:p>
+      <w:pPr>
+        <w:pStyle w:val="Textoindependiente"/>
+        <w:spacing w:line="229" w:lineRule="exact"/>
+        <w:ind w:left="120"/>
+      </w:pPr>
+      <w:r>
+        <w:t>¿Cómo puedo seleccionar al socio que está a cargo del proyecto en mi registro de actividades?</w:t>
+      </w:r>
+    </w:p>
+    <w:p>
+      <w:pPr>
+        <w:pStyle w:val="Textoindependiente"/>
+        <w:spacing w:line="229" w:lineRule="exact"/>
+        <w:ind w:left="120"/>
+      </w:pPr>
+      <w:r>
+        <w:t xml:space="preserve">R: </w:t>
+      </w:r>
+      <w:r>
+        <w:t>El sistema relaciona a cada socio con sus proyectos desde que se dan de alta, por lo que no tienes que preocuparte por seleccionarlo. Esto, además de facilitar el registro, evita errores al cargar proyectos al socio equivocado.</w:t>
+      </w:r>
+    </w:p>
+    <w:p>
+      <w:pPr>
+        <w:rPr>
+          <w:lang w:val="es-MX"/>
+        </w:rPr>
+      </w:pPr>
+    </w:p>
+    <w:p>
+      <w:pPr>
+        <w:pStyle w:val="Ttulo3"/>
+        <w:jc w:val="both"/>
+      </w:pPr>
+      <w:r>
+        <w:rPr>
+          <w:color w:val="313B54"/>
+        </w:rPr>
+        <w:t xml:space="preserve">Para </w:t>
+      </w:r>
+      <w:r>
+        <w:rPr>
+          <w:color w:val="313B54"/>
+        </w:rPr>
+        <w:t>jefes a cargo</w:t>
+      </w:r>
+    </w:p>
+    <w:p>
+      <w:pPr>
+        <w:pStyle w:val="Textoindependiente"/>
+      </w:pPr>
+    </w:p>
+    <w:p>
+      <w:pPr>
+        <w:pStyle w:val="Textoindependiente"/>
+        <w:spacing w:line="229" w:lineRule="exact"/>
+        <w:ind w:left="120"/>
+        <w:jc w:val="both"/>
+      </w:pPr>
+      <w:r>
+        <w:t>¿Tengo un periodo definido para poder validar o rechazar reportes?</w:t>
+      </w:r>
+    </w:p>
+    <w:p>
+      <w:pPr>
+        <w:pStyle w:val="Textoindependiente"/>
+        <w:spacing w:line="229" w:lineRule="exact"/>
+        <w:ind w:left="120"/>
+        <w:jc w:val="both"/>
+      </w:pPr>
+      <w:r>
+        <w:t xml:space="preserve">R: </w:t>
+      </w:r>
+      <w:r>
+        <w:t>No. Puedes validarlos o rechazarlos con la frecuencia que mejor se adapte a tus tiempos; sin embargo, recuerda que los reportes se irán acumulando y que aquellos que no valides se perderán al final del mes y afectarán a tu equipo.</w:t>
+      </w:r>
+    </w:p>
+    <w:p>
+      <w:pPr>
+        <w:pStyle w:val="Textoindependiente"/>
+        <w:spacing w:line="229" w:lineRule="exact"/>
+        <w:ind w:left="120"/>
+        <w:jc w:val="both"/>
+      </w:pPr>
+    </w:p>
+    <w:p>
+      <w:pPr>
+        <w:pStyle w:val="Textoindependiente"/>
+        <w:spacing w:line="229" w:lineRule="exact"/>
+        <w:ind w:left="120"/>
+        <w:jc w:val="both"/>
       </w:pPr>
       <w:r>
         <w:t>¿Puedo ver los reportes de empleados fuera de mi equipo?</w:t>
@@ -7771,6 +7993,7 @@
         <w:rPr>
           <w:color w:val="313B54"/>
         </w:rPr>
+        <w:lastRenderedPageBreak/>
         <w:t>Para Administradores</w:t>
       </w:r>
     </w:p>
@@ -8081,35 +8304,7 @@
         <w:rPr>
           <w:lang w:val="es-MX"/>
         </w:rPr>
-        <w:t>Recarga la página (</w:t>
-      </w:r>
-      <w:proofErr w:type="spellStart"/>
-      <w:r>
-        <w:rPr>
-          <w:lang w:val="es-MX"/>
-        </w:rPr>
-        <w:t>Ctrl+R</w:t>
-      </w:r>
-      <w:proofErr w:type="spellEnd"/>
-      <w:r>
-        <w:rPr>
-          <w:lang w:val="es-MX"/>
-        </w:rPr>
-        <w:t xml:space="preserve"> o </w:t>
-      </w:r>
-      <w:proofErr w:type="spellStart"/>
-      <w:r>
-        <w:rPr>
-          <w:lang w:val="es-MX"/>
-        </w:rPr>
-        <w:t>Cmd+R</w:t>
-      </w:r>
-      <w:proofErr w:type="spellEnd"/>
-      <w:r>
-        <w:rPr>
-          <w:lang w:val="es-MX"/>
-        </w:rPr>
-        <w:t>)</w:t>
+        <w:t>Recarga la página (Ctrl+R o Cmd+R)</w:t>
       </w:r>
       <w:r>
         <w:rPr>

--- a/manual_tiempos.docx
+++ b/manual_tiempos.docx
@@ -3092,14 +3092,171 @@
     <w:p>
       <w:pPr>
         <w:pStyle w:val="Ttulo3"/>
+        <w:spacing w:before="240" w:line="360" w:lineRule="auto"/>
         <w:jc w:val="both"/>
-      </w:pPr>
-      <w:r>
         <w:rPr>
           <w:color w:val="313B54"/>
           <w:spacing w:val="-4"/>
+          <w:sz w:val="20"/>
+          <w:szCs w:val="20"/>
+        </w:rPr>
+      </w:pPr>
+      <w:r>
+        <w:rPr>
+          <w:color w:val="313B54"/>
+          <w:spacing w:val="-4"/>
+          <w:sz w:val="20"/>
+          <w:szCs w:val="20"/>
         </w:rPr>
         <w:lastRenderedPageBreak/>
+        <w:t>Editar un registro</w:t>
+      </w:r>
+    </w:p>
+    <w:p>
+      <w:pPr>
+        <w:pStyle w:val="Textoindependiente"/>
+        <w:numPr>
+          <w:ilvl w:val="0"/>
+          <w:numId w:val="19"/>
+        </w:numPr>
+        <w:spacing w:line="360" w:lineRule="auto"/>
+      </w:pPr>
+      <w:r>
+        <w:t>Puedes editar registros si aún no han sido aprobados o si fueron rechazados.</w:t>
+      </w:r>
+    </w:p>
+    <w:p>
+      <w:pPr>
+        <w:pStyle w:val="Textoindependiente"/>
+        <w:numPr>
+          <w:ilvl w:val="0"/>
+          <w:numId w:val="19"/>
+        </w:numPr>
+        <w:spacing w:line="360" w:lineRule="auto"/>
+      </w:pPr>
+      <w:r>
+        <w:t xml:space="preserve">Para consultarlos puedes dirigirte al </w:t>
+      </w:r>
+      <w:r>
+        <w:rPr>
+          <w:b/>
+          <w:bCs/>
+        </w:rPr>
+        <w:t xml:space="preserve">Historial de Registros </w:t>
+      </w:r>
+      <w:r>
+        <w:t>y filtrar por estado o por fecha.</w:t>
+      </w:r>
+    </w:p>
+    <w:p>
+      <w:pPr>
+        <w:pStyle w:val="Textoindependiente"/>
+        <w:numPr>
+          <w:ilvl w:val="0"/>
+          <w:numId w:val="19"/>
+        </w:numPr>
+        <w:spacing w:line="360" w:lineRule="auto"/>
+      </w:pPr>
+      <w:r>
+        <w:t>Una vez ubicado el registro que se desea editar, presiona el icono azul que está en la esquina superior derecha de este mismo.</w:t>
+      </w:r>
+    </w:p>
+    <w:p>
+      <w:pPr>
+        <w:pStyle w:val="Textoindependiente"/>
+        <w:numPr>
+          <w:ilvl w:val="0"/>
+          <w:numId w:val="19"/>
+        </w:numPr>
+        <w:spacing w:line="360" w:lineRule="auto"/>
+      </w:pPr>
+      <w:r>
+        <w:t>Podrás cambiar todos los elementos, igual que cuando recién haces un registro nuevo.</w:t>
+      </w:r>
+    </w:p>
+    <w:p>
+      <w:pPr>
+        <w:pStyle w:val="Textoindependiente"/>
+        <w:spacing w:line="360" w:lineRule="auto"/>
+        <w:ind w:left="480"/>
+      </w:pPr>
+    </w:p>
+    <w:p>
+      <w:pPr>
+        <w:pStyle w:val="Textoindependiente"/>
+        <w:spacing w:line="360" w:lineRule="auto"/>
+      </w:pPr>
+      <w:r>
+        <w:rPr>
+          <w:noProof/>
+        </w:rPr>
+        <w:drawing>
+          <wp:inline distT="0" distB="0" distL="0" distR="0" wp14:anchorId="72AFB026" wp14:editId="01853075">
+            <wp:extent cx="6404610" cy="2073275"/>
+            <wp:effectExtent l="0" t="0" r="0" b="3175"/>
+            <wp:docPr id="618745387" name="Imagen 1"/>
+            <wp:cNvGraphicFramePr>
+              <a:graphicFrameLocks xmlns:a="http://schemas.openxmlformats.org/drawingml/2006/main" noChangeAspect="1"/>
+            </wp:cNvGraphicFramePr>
+            <a:graphic xmlns:a="http://schemas.openxmlformats.org/drawingml/2006/main">
+              <a:graphicData uri="http://schemas.openxmlformats.org/drawingml/2006/picture">
+                <pic:pic xmlns:pic="http://schemas.openxmlformats.org/drawingml/2006/picture">
+                  <pic:nvPicPr>
+                    <pic:cNvPr id="618745387" name="Imagen 618745387"/>
+                    <pic:cNvPicPr/>
+                  </pic:nvPicPr>
+                  <pic:blipFill>
+                    <a:blip r:embed="rId16">
+                      <a:extLst>
+                        <a:ext uri="{28A0092B-C50C-407E-A947-70E740481C1C}">
+                          <a14:useLocalDpi xmlns:a14="http://schemas.microsoft.com/office/drawing/2010/main" val="0"/>
+                        </a:ext>
+                      </a:extLst>
+                    </a:blip>
+                    <a:stretch>
+                      <a:fillRect/>
+                    </a:stretch>
+                  </pic:blipFill>
+                  <pic:spPr>
+                    <a:xfrm>
+                      <a:off x="0" y="0"/>
+                      <a:ext cx="6404610" cy="2073275"/>
+                    </a:xfrm>
+                    <a:prstGeom prst="rect">
+                      <a:avLst/>
+                    </a:prstGeom>
+                  </pic:spPr>
+                </pic:pic>
+              </a:graphicData>
+            </a:graphic>
+          </wp:inline>
+        </w:drawing>
+      </w:r>
+    </w:p>
+    <w:p>
+      <w:pPr>
+        <w:pStyle w:val="Textoindependiente"/>
+        <w:spacing w:before="10"/>
+        <w:ind w:left="120"/>
+      </w:pPr>
+    </w:p>
+    <w:p>
+      <w:pPr>
+        <w:pStyle w:val="Textoindependiente"/>
+        <w:spacing w:before="10"/>
+        <w:ind w:left="120"/>
+      </w:pPr>
+    </w:p>
+    <w:p>
+      <w:pPr>
+        <w:pStyle w:val="Ttulo3"/>
+        <w:jc w:val="both"/>
+      </w:pPr>
+      <w:r>
+        <w:rPr>
+          <w:color w:val="313B54"/>
+          <w:spacing w:val="-4"/>
+        </w:rPr>
         <w:t>Reglas del sistema</w:t>
       </w:r>
     </w:p>
@@ -3259,7 +3416,13 @@
         <w:t>jefe a cargo</w:t>
       </w:r>
       <w:r>
-        <w:t xml:space="preserve"> es responsable de aprobar o rechazar los reportes de tiempo enviados por los empleados a su cargo.</w:t>
+        <w:t xml:space="preserve"> es responsable de aprobar o rechazar los reportes de tiempo enviados por los</w:t>
+      </w:r>
+      <w:r>
+        <w:t xml:space="preserve"> colaboradores</w:t>
+      </w:r>
+      <w:r>
+        <w:t xml:space="preserve"> a su cargo.</w:t>
       </w:r>
     </w:p>
     <w:p>
@@ -3431,7 +3594,7 @@
                     </pic:cNvPicPr>
                   </pic:nvPicPr>
                   <pic:blipFill>
-                    <a:blip r:embed="rId16">
+                    <a:blip r:embed="rId17">
                       <a:extLst>
                         <a:ext uri="{28A0092B-C50C-407E-A947-70E740481C1C}">
                           <a14:useLocalDpi xmlns:a14="http://schemas.microsoft.com/office/drawing/2010/main" val="0"/>
@@ -4726,163 +4889,66 @@
           <w:color w:val="313B54"/>
         </w:rPr>
         <w:lastRenderedPageBreak/>
-        <w:t>Validar un Reporte</w:t>
-      </w:r>
-    </w:p>
-    <w:p>
-      <w:pPr>
-        <w:pStyle w:val="Textoindependiente"/>
-      </w:pPr>
-    </w:p>
-    <w:p>
-      <w:pPr>
-        <w:pStyle w:val="Prrafodelista"/>
-        <w:numPr>
-          <w:ilvl w:val="0"/>
-          <w:numId w:val="3"/>
-        </w:numPr>
-        <w:spacing w:line="360" w:lineRule="auto"/>
-      </w:pPr>
-      <w:r>
-        <w:rPr>
-          <w:sz w:val="20"/>
-        </w:rPr>
-        <w:t>Abre el reporte que deseas aprobar desde la tabla de pendientes.</w:t>
-      </w:r>
-    </w:p>
-    <w:p>
-      <w:pPr>
-        <w:pStyle w:val="Prrafodelista"/>
-        <w:numPr>
-          <w:ilvl w:val="0"/>
-          <w:numId w:val="3"/>
-        </w:numPr>
-        <w:spacing w:line="360" w:lineRule="auto"/>
-      </w:pPr>
-      <w:r>
-        <w:rPr>
-          <w:sz w:val="20"/>
-        </w:rPr>
-        <w:t>Revisa que todos los registros de tiempo estén correctos.</w:t>
-      </w:r>
-    </w:p>
-    <w:p>
-      <w:pPr>
-        <w:pStyle w:val="Prrafodelista"/>
-        <w:numPr>
-          <w:ilvl w:val="0"/>
-          <w:numId w:val="3"/>
-        </w:numPr>
-        <w:spacing w:line="360" w:lineRule="auto"/>
-      </w:pPr>
-      <w:r>
-        <w:rPr>
-          <w:sz w:val="20"/>
-        </w:rPr>
-        <w:t>Haz clic en el botón "</w:t>
-      </w:r>
-      <w:r>
-        <w:rPr>
-          <w:b/>
-          <w:bCs/>
-          <w:sz w:val="20"/>
-        </w:rPr>
-        <w:t>Aprobar</w:t>
-      </w:r>
-      <w:r>
-        <w:rPr>
-          <w:sz w:val="20"/>
-        </w:rPr>
-        <w:t>" (en verde).</w:t>
-      </w:r>
-    </w:p>
-    <w:p>
-      <w:pPr>
-        <w:pStyle w:val="Prrafodelista"/>
-        <w:numPr>
-          <w:ilvl w:val="0"/>
-          <w:numId w:val="3"/>
-        </w:numPr>
-        <w:spacing w:line="360" w:lineRule="auto"/>
-        <w:rPr>
-          <w:sz w:val="20"/>
-          <w:szCs w:val="20"/>
-        </w:rPr>
-      </w:pPr>
-      <w:r>
-        <w:rPr>
-          <w:sz w:val="20"/>
-          <w:szCs w:val="20"/>
-        </w:rPr>
-        <w:t xml:space="preserve">Confirma la acción en la ventana de confirmación. </w:t>
-      </w:r>
-    </w:p>
-    <w:p>
-      <w:pPr>
-        <w:pStyle w:val="Prrafodelista"/>
-        <w:numPr>
-          <w:ilvl w:val="0"/>
-          <w:numId w:val="3"/>
-        </w:numPr>
-        <w:spacing w:line="360" w:lineRule="auto"/>
-        <w:rPr>
-          <w:sz w:val="20"/>
-          <w:szCs w:val="20"/>
-        </w:rPr>
-      </w:pPr>
-      <w:r>
-        <w:rPr>
-          <w:sz w:val="20"/>
-          <w:szCs w:val="20"/>
-        </w:rPr>
-        <w:t>El estado del reporte cambiará a “</w:t>
-      </w:r>
-      <w:r>
-        <w:rPr>
-          <w:b/>
-          <w:bCs/>
-          <w:sz w:val="20"/>
-          <w:szCs w:val="20"/>
-        </w:rPr>
-        <w:t>Aprobado</w:t>
-      </w:r>
-      <w:r>
-        <w:rPr>
-          <w:sz w:val="20"/>
-          <w:szCs w:val="20"/>
-        </w:rPr>
-        <w:t>” y el empleado recibirá una notificación.</w:t>
-      </w:r>
-    </w:p>
-    <w:p>
-      <w:pPr>
-        <w:pStyle w:val="Prrafodelista"/>
-        <w:spacing w:line="360" w:lineRule="auto"/>
-        <w:ind w:left="342" w:firstLine="0"/>
-        <w:rPr>
-          <w:sz w:val="20"/>
-          <w:szCs w:val="20"/>
-        </w:rPr>
-      </w:pPr>
-    </w:p>
-    <w:p>
-      <w:pPr>
-        <w:spacing w:line="360" w:lineRule="auto"/>
-        <w:ind w:left="119"/>
-        <w:rPr>
-          <w:sz w:val="20"/>
-          <w:szCs w:val="20"/>
+        <w:t>Valida</w:t>
+      </w:r>
+      <w:r>
+        <w:rPr>
+          <w:color w:val="313B54"/>
+        </w:rPr>
+        <w:t>ción</w:t>
+      </w:r>
+    </w:p>
+    <w:p>
+      <w:pPr>
+        <w:spacing w:before="240" w:line="360" w:lineRule="auto"/>
+        <w:ind w:firstLine="119"/>
+      </w:pPr>
+      <w:r>
+        <w:rPr>
+          <w:sz w:val="20"/>
+        </w:rPr>
+        <w:t>En esta pantalla podrás visualizar todos los reportes pendientes por revisión</w:t>
+      </w:r>
+      <w:r>
+        <w:rPr>
+          <w:sz w:val="20"/>
+        </w:rPr>
+        <w:t xml:space="preserve"> organizados por fecha</w:t>
+      </w:r>
+      <w:r>
+        <w:rPr>
+          <w:sz w:val="20"/>
+        </w:rPr>
+        <w:t>.</w:t>
+      </w:r>
+    </w:p>
+    <w:p>
+      <w:pPr>
+        <w:pStyle w:val="Ttulo3"/>
+        <w:jc w:val="both"/>
+        <w:rPr>
+          <w:color w:val="313B54"/>
+        </w:rPr>
+      </w:pPr>
+    </w:p>
+    <w:p>
+      <w:pPr>
+        <w:pStyle w:val="Ttulo3"/>
+        <w:jc w:val="both"/>
+        <w:rPr>
+          <w:color w:val="313B54"/>
         </w:rPr>
       </w:pPr>
       <w:r>
         <w:rPr>
           <w:noProof/>
+          <w:color w:val="313B54"/>
         </w:rPr>
         <w:drawing>
-          <wp:inline distT="0" distB="0" distL="0" distR="0" wp14:anchorId="7B96D199" wp14:editId="77AEA833">
-            <wp:extent cx="6404610" cy="1191895"/>
-            <wp:effectExtent l="0" t="0" r="0" b="8255"/>
-            <wp:docPr id="720373564" name="Imagen 9"/>
+          <wp:inline distT="0" distB="0" distL="0" distR="0" wp14:anchorId="771E3012" wp14:editId="2D998295">
+            <wp:extent cx="6404610" cy="2557145"/>
+            <wp:effectExtent l="0" t="0" r="0" b="0"/>
+            <wp:docPr id="1259708126" name="Imagen 1"/>
             <wp:cNvGraphicFramePr>
               <a:graphicFrameLocks xmlns:a="http://schemas.openxmlformats.org/drawingml/2006/main" noChangeAspect="1"/>
             </wp:cNvGraphicFramePr>
@@ -4890,13 +4956,644 @@
               <a:graphicData uri="http://schemas.openxmlformats.org/drawingml/2006/picture">
                 <pic:pic xmlns:pic="http://schemas.openxmlformats.org/drawingml/2006/picture">
                   <pic:nvPicPr>
-                    <pic:cNvPr id="0" name="Picture 17"/>
+                    <pic:cNvPr id="1259708126" name="Imagen 1259708126"/>
+                    <pic:cNvPicPr/>
+                  </pic:nvPicPr>
+                  <pic:blipFill>
+                    <a:blip r:embed="rId18">
+                      <a:extLst>
+                        <a:ext uri="{28A0092B-C50C-407E-A947-70E740481C1C}">
+                          <a14:useLocalDpi xmlns:a14="http://schemas.microsoft.com/office/drawing/2010/main" val="0"/>
+                        </a:ext>
+                      </a:extLst>
+                    </a:blip>
+                    <a:stretch>
+                      <a:fillRect/>
+                    </a:stretch>
+                  </pic:blipFill>
+                  <pic:spPr>
+                    <a:xfrm>
+                      <a:off x="0" y="0"/>
+                      <a:ext cx="6404610" cy="2557145"/>
+                    </a:xfrm>
+                    <a:prstGeom prst="rect">
+                      <a:avLst/>
+                    </a:prstGeom>
+                  </pic:spPr>
+                </pic:pic>
+              </a:graphicData>
+            </a:graphic>
+          </wp:inline>
+        </w:drawing>
+      </w:r>
+    </w:p>
+    <w:p>
+      <w:pPr>
+        <w:pStyle w:val="Ttulo3"/>
+        <w:jc w:val="both"/>
+        <w:rPr>
+          <w:color w:val="313B54"/>
+        </w:rPr>
+      </w:pPr>
+    </w:p>
+    <w:p>
+      <w:pPr>
+        <w:pStyle w:val="Ttulo3"/>
+        <w:jc w:val="both"/>
+      </w:pPr>
+      <w:r>
+        <w:rPr>
+          <w:color w:val="313B54"/>
+        </w:rPr>
+        <w:t>Validar un Reporte</w:t>
+      </w:r>
+    </w:p>
+    <w:p>
+      <w:pPr>
+        <w:pStyle w:val="Textoindependiente"/>
+      </w:pPr>
+    </w:p>
+    <w:p>
+      <w:pPr>
+        <w:pStyle w:val="Prrafodelista"/>
+        <w:numPr>
+          <w:ilvl w:val="0"/>
+          <w:numId w:val="3"/>
+        </w:numPr>
+        <w:spacing w:line="360" w:lineRule="auto"/>
+      </w:pPr>
+      <w:r>
+        <w:rPr>
+          <w:sz w:val="20"/>
+        </w:rPr>
+        <w:t>Selecciona una fecha que aun tenga reportes pendientes por validar</w:t>
+      </w:r>
+      <w:r>
+        <w:rPr>
+          <w:sz w:val="20"/>
+        </w:rPr>
+        <w:t>.</w:t>
+      </w:r>
+    </w:p>
+    <w:p>
+      <w:pPr>
+        <w:pStyle w:val="Prrafodelista"/>
+        <w:numPr>
+          <w:ilvl w:val="0"/>
+          <w:numId w:val="3"/>
+        </w:numPr>
+        <w:spacing w:line="360" w:lineRule="auto"/>
+      </w:pPr>
+      <w:r>
+        <w:rPr>
+          <w:sz w:val="20"/>
+        </w:rPr>
+        <w:t>Podrás visualizar todos los colaboradores que tengan reportes pendientes de esa fecha y el estado de sus reportes.</w:t>
+      </w:r>
+    </w:p>
+    <w:p>
+      <w:pPr>
+        <w:pStyle w:val="Prrafodelista"/>
+        <w:numPr>
+          <w:ilvl w:val="0"/>
+          <w:numId w:val="3"/>
+        </w:numPr>
+        <w:spacing w:line="360" w:lineRule="auto"/>
+      </w:pPr>
+      <w:r>
+        <w:rPr>
+          <w:sz w:val="20"/>
+        </w:rPr>
+        <w:t>Selecciona a un colaborador y r</w:t>
+      </w:r>
+      <w:r>
+        <w:rPr>
+          <w:sz w:val="20"/>
+        </w:rPr>
+        <w:t>evisa que todos los registros de tiempo estén correctos.</w:t>
+      </w:r>
+    </w:p>
+    <w:p>
+      <w:pPr>
+        <w:pStyle w:val="Prrafodelista"/>
+        <w:numPr>
+          <w:ilvl w:val="0"/>
+          <w:numId w:val="3"/>
+        </w:numPr>
+        <w:spacing w:line="360" w:lineRule="auto"/>
+      </w:pPr>
+      <w:r>
+        <w:rPr>
+          <w:sz w:val="20"/>
+        </w:rPr>
+        <w:t>Haz clic en el botón "</w:t>
+      </w:r>
+      <w:r>
+        <w:rPr>
+          <w:b/>
+          <w:bCs/>
+          <w:sz w:val="20"/>
+        </w:rPr>
+        <w:t>Aprobar</w:t>
+      </w:r>
+      <w:r>
+        <w:rPr>
+          <w:sz w:val="20"/>
+        </w:rPr>
+        <w:t>" (en verde).</w:t>
+      </w:r>
+    </w:p>
+    <w:p>
+      <w:pPr>
+        <w:pStyle w:val="Prrafodelista"/>
+        <w:numPr>
+          <w:ilvl w:val="0"/>
+          <w:numId w:val="3"/>
+        </w:numPr>
+        <w:spacing w:line="360" w:lineRule="auto"/>
+        <w:rPr>
+          <w:sz w:val="20"/>
+          <w:szCs w:val="20"/>
+        </w:rPr>
+      </w:pPr>
+      <w:r>
+        <w:rPr>
+          <w:sz w:val="20"/>
+          <w:szCs w:val="20"/>
+        </w:rPr>
+        <w:t xml:space="preserve">Confirma la acción en la ventana de confirmación. </w:t>
+      </w:r>
+    </w:p>
+    <w:p>
+      <w:pPr>
+        <w:pStyle w:val="Prrafodelista"/>
+        <w:numPr>
+          <w:ilvl w:val="0"/>
+          <w:numId w:val="3"/>
+        </w:numPr>
+        <w:spacing w:line="360" w:lineRule="auto"/>
+        <w:rPr>
+          <w:sz w:val="20"/>
+          <w:szCs w:val="20"/>
+        </w:rPr>
+      </w:pPr>
+      <w:r>
+        <w:rPr>
+          <w:sz w:val="20"/>
+          <w:szCs w:val="20"/>
+        </w:rPr>
+        <w:t>El estado del reporte cambiará a “</w:t>
+      </w:r>
+      <w:r>
+        <w:rPr>
+          <w:b/>
+          <w:bCs/>
+          <w:sz w:val="20"/>
+          <w:szCs w:val="20"/>
+        </w:rPr>
+        <w:t>Aprobado</w:t>
+      </w:r>
+      <w:r>
+        <w:rPr>
+          <w:sz w:val="20"/>
+          <w:szCs w:val="20"/>
+        </w:rPr>
+        <w:t>” y el empleado recibirá una notificación.</w:t>
+      </w:r>
+    </w:p>
+    <w:p>
+      <w:pPr>
+        <w:pStyle w:val="Prrafodelista"/>
+        <w:spacing w:line="360" w:lineRule="auto"/>
+        <w:ind w:left="342" w:firstLine="0"/>
+        <w:rPr>
+          <w:sz w:val="20"/>
+          <w:szCs w:val="20"/>
+        </w:rPr>
+      </w:pPr>
+    </w:p>
+    <w:p>
+      <w:pPr>
+        <w:spacing w:line="360" w:lineRule="auto"/>
+        <w:ind w:left="119"/>
+        <w:rPr>
+          <w:sz w:val="20"/>
+          <w:szCs w:val="20"/>
+        </w:rPr>
+      </w:pPr>
+      <w:r>
+        <w:rPr>
+          <w:noProof/>
+          <w:sz w:val="20"/>
+          <w:szCs w:val="20"/>
+        </w:rPr>
+        <w:drawing>
+          <wp:inline distT="0" distB="0" distL="0" distR="0" wp14:anchorId="3D59FC65" wp14:editId="28D26C4D">
+            <wp:extent cx="6404610" cy="2592705"/>
+            <wp:effectExtent l="0" t="0" r="0" b="0"/>
+            <wp:docPr id="1794352317" name="Imagen 2"/>
+            <wp:cNvGraphicFramePr>
+              <a:graphicFrameLocks xmlns:a="http://schemas.openxmlformats.org/drawingml/2006/main" noChangeAspect="1"/>
+            </wp:cNvGraphicFramePr>
+            <a:graphic xmlns:a="http://schemas.openxmlformats.org/drawingml/2006/main">
+              <a:graphicData uri="http://schemas.openxmlformats.org/drawingml/2006/picture">
+                <pic:pic xmlns:pic="http://schemas.openxmlformats.org/drawingml/2006/picture">
+                  <pic:nvPicPr>
+                    <pic:cNvPr id="1794352317" name="Imagen 1794352317"/>
+                    <pic:cNvPicPr/>
+                  </pic:nvPicPr>
+                  <pic:blipFill>
+                    <a:blip r:embed="rId19">
+                      <a:extLst>
+                        <a:ext uri="{28A0092B-C50C-407E-A947-70E740481C1C}">
+                          <a14:useLocalDpi xmlns:a14="http://schemas.microsoft.com/office/drawing/2010/main" val="0"/>
+                        </a:ext>
+                      </a:extLst>
+                    </a:blip>
+                    <a:stretch>
+                      <a:fillRect/>
+                    </a:stretch>
+                  </pic:blipFill>
+                  <pic:spPr>
+                    <a:xfrm>
+                      <a:off x="0" y="0"/>
+                      <a:ext cx="6404610" cy="2592705"/>
+                    </a:xfrm>
+                    <a:prstGeom prst="rect">
+                      <a:avLst/>
+                    </a:prstGeom>
+                  </pic:spPr>
+                </pic:pic>
+              </a:graphicData>
+            </a:graphic>
+          </wp:inline>
+        </w:drawing>
+      </w:r>
+    </w:p>
+    <w:p>
+      <w:pPr>
+        <w:spacing w:line="360" w:lineRule="auto"/>
+        <w:ind w:left="119"/>
+        <w:rPr>
+          <w:sz w:val="20"/>
+          <w:szCs w:val="20"/>
+        </w:rPr>
+      </w:pPr>
+    </w:p>
+    <w:p>
+      <w:pPr>
+        <w:pStyle w:val="Textoindependiente"/>
+        <w:shd w:val="clear" w:color="auto" w:fill="E2EFDA"/>
+        <w:spacing w:before="100" w:after="100" w:line="247" w:lineRule="exact"/>
+        <w:ind w:left="200" w:right="200"/>
+        <w:jc w:val="both"/>
+      </w:pPr>
+      <w:r>
+        <w:rPr>
+          <w:b/>
+          <w:bCs/>
+          <w:color w:val="375623"/>
+        </w:rPr>
+        <w:t xml:space="preserve">Recomendación: </w:t>
+      </w:r>
+      <w:r>
+        <w:rPr>
+          <w:i/>
+          <w:iCs/>
+        </w:rPr>
+        <w:t>Revisa con detenimiento cada registro antes de aprobar, especialmente las horas asignadas a proyectos de clientes.</w:t>
+      </w:r>
+    </w:p>
+    <w:p>
+      <w:pPr>
+        <w:pStyle w:val="Textoindependiente"/>
+        <w:spacing w:before="121"/>
+      </w:pPr>
+    </w:p>
+    <w:p>
+      <w:pPr>
+        <w:pStyle w:val="Ttulo3"/>
+        <w:jc w:val="both"/>
+      </w:pPr>
+      <w:r>
+        <w:rPr>
+          <w:color w:val="313B54"/>
+        </w:rPr>
+        <w:lastRenderedPageBreak/>
+        <w:t>Rechazar un Reporte</w:t>
+      </w:r>
+    </w:p>
+    <w:p>
+      <w:pPr>
+        <w:pStyle w:val="Textoindependiente"/>
+      </w:pPr>
+    </w:p>
+    <w:p>
+      <w:pPr>
+        <w:pStyle w:val="Prrafodelista"/>
+        <w:numPr>
+          <w:ilvl w:val="0"/>
+          <w:numId w:val="3"/>
+        </w:numPr>
+        <w:spacing w:line="360" w:lineRule="auto"/>
+      </w:pPr>
+      <w:r>
+        <w:rPr>
+          <w:sz w:val="20"/>
+        </w:rPr>
+        <w:t>Abre el reporte que deseas rechazar.</w:t>
+      </w:r>
+    </w:p>
+    <w:p>
+      <w:pPr>
+        <w:pStyle w:val="Prrafodelista"/>
+        <w:numPr>
+          <w:ilvl w:val="0"/>
+          <w:numId w:val="3"/>
+        </w:numPr>
+        <w:spacing w:line="360" w:lineRule="auto"/>
+      </w:pPr>
+      <w:r>
+        <w:rPr>
+          <w:sz w:val="20"/>
+        </w:rPr>
+        <w:t>Identifica los registros con problemas.</w:t>
+      </w:r>
+    </w:p>
+    <w:p>
+      <w:pPr>
+        <w:pStyle w:val="Prrafodelista"/>
+        <w:numPr>
+          <w:ilvl w:val="0"/>
+          <w:numId w:val="3"/>
+        </w:numPr>
+        <w:spacing w:line="360" w:lineRule="auto"/>
+      </w:pPr>
+      <w:r>
+        <w:rPr>
+          <w:sz w:val="20"/>
+        </w:rPr>
+        <w:t>Haz clic en el botón "</w:t>
+      </w:r>
+      <w:r>
+        <w:rPr>
+          <w:b/>
+          <w:bCs/>
+          <w:sz w:val="20"/>
+        </w:rPr>
+        <w:t>Rechazar</w:t>
+      </w:r>
+      <w:r>
+        <w:rPr>
+          <w:sz w:val="20"/>
+        </w:rPr>
+        <w:t>" (en rojo).</w:t>
+      </w:r>
+    </w:p>
+    <w:p>
+      <w:pPr>
+        <w:pStyle w:val="Prrafodelista"/>
+        <w:numPr>
+          <w:ilvl w:val="0"/>
+          <w:numId w:val="3"/>
+        </w:numPr>
+        <w:spacing w:line="360" w:lineRule="auto"/>
+      </w:pPr>
+      <w:r>
+        <w:rPr>
+          <w:sz w:val="20"/>
+        </w:rPr>
+        <w:t xml:space="preserve">Se abrirá un campo de texto donde debes escribir el </w:t>
+      </w:r>
+      <w:r>
+        <w:rPr>
+          <w:sz w:val="20"/>
+        </w:rPr>
+        <w:t>motivo del rechazo</w:t>
+      </w:r>
+      <w:r>
+        <w:rPr>
+          <w:sz w:val="20"/>
+        </w:rPr>
+        <w:t xml:space="preserve"> o las correcciones requeridas.</w:t>
+      </w:r>
+    </w:p>
+    <w:p>
+      <w:pPr>
+        <w:pStyle w:val="Prrafodelista"/>
+        <w:numPr>
+          <w:ilvl w:val="0"/>
+          <w:numId w:val="3"/>
+        </w:numPr>
+        <w:spacing w:line="360" w:lineRule="auto"/>
+      </w:pPr>
+      <w:r>
+        <w:rPr>
+          <w:sz w:val="20"/>
+        </w:rPr>
+        <w:t>Haz clic en "</w:t>
+      </w:r>
+      <w:r>
+        <w:rPr>
+          <w:b/>
+          <w:bCs/>
+          <w:sz w:val="20"/>
+        </w:rPr>
+        <w:t>Confirmar rechazo</w:t>
+      </w:r>
+      <w:r>
+        <w:rPr>
+          <w:sz w:val="20"/>
+        </w:rPr>
+        <w:t>". El empleado recibirá una notificación con tus comentarios.</w:t>
+      </w:r>
+    </w:p>
+    <w:p>
+      <w:pPr>
+        <w:spacing w:line="360" w:lineRule="auto"/>
+      </w:pPr>
+    </w:p>
+    <w:p>
+      <w:pPr>
+        <w:spacing w:line="360" w:lineRule="auto"/>
+      </w:pPr>
+      <w:r>
+        <w:rPr>
+          <w:noProof/>
+        </w:rPr>
+        <w:drawing>
+          <wp:inline distT="0" distB="0" distL="0" distR="0" wp14:anchorId="38505B64" wp14:editId="2FFB9BB6">
+            <wp:extent cx="6404610" cy="1942465"/>
+            <wp:effectExtent l="0" t="0" r="0" b="635"/>
+            <wp:docPr id="324720148" name="Imagen 3"/>
+            <wp:cNvGraphicFramePr>
+              <a:graphicFrameLocks xmlns:a="http://schemas.openxmlformats.org/drawingml/2006/main" noChangeAspect="1"/>
+            </wp:cNvGraphicFramePr>
+            <a:graphic xmlns:a="http://schemas.openxmlformats.org/drawingml/2006/main">
+              <a:graphicData uri="http://schemas.openxmlformats.org/drawingml/2006/picture">
+                <pic:pic xmlns:pic="http://schemas.openxmlformats.org/drawingml/2006/picture">
+                  <pic:nvPicPr>
+                    <pic:cNvPr id="324720148" name="Imagen 324720148"/>
+                    <pic:cNvPicPr/>
+                  </pic:nvPicPr>
+                  <pic:blipFill>
+                    <a:blip r:embed="rId20">
+                      <a:extLst>
+                        <a:ext uri="{28A0092B-C50C-407E-A947-70E740481C1C}">
+                          <a14:useLocalDpi xmlns:a14="http://schemas.microsoft.com/office/drawing/2010/main" val="0"/>
+                        </a:ext>
+                      </a:extLst>
+                    </a:blip>
+                    <a:stretch>
+                      <a:fillRect/>
+                    </a:stretch>
+                  </pic:blipFill>
+                  <pic:spPr>
+                    <a:xfrm>
+                      <a:off x="0" y="0"/>
+                      <a:ext cx="6404610" cy="1942465"/>
+                    </a:xfrm>
+                    <a:prstGeom prst="rect">
+                      <a:avLst/>
+                    </a:prstGeom>
+                  </pic:spPr>
+                </pic:pic>
+              </a:graphicData>
+            </a:graphic>
+          </wp:inline>
+        </w:drawing>
+      </w:r>
+    </w:p>
+    <w:p>
+      <w:pPr>
+        <w:spacing w:line="360" w:lineRule="auto"/>
+      </w:pPr>
+    </w:p>
+    <w:p>
+      <w:pPr>
+        <w:pStyle w:val="Textoindependiente"/>
+        <w:shd w:val="clear" w:color="auto" w:fill="E2EFDA"/>
+        <w:spacing w:before="100" w:after="100" w:line="247" w:lineRule="exact"/>
+        <w:ind w:left="200" w:right="200"/>
+        <w:jc w:val="both"/>
+      </w:pPr>
+      <w:r>
+        <w:rPr>
+          <w:b/>
+          <w:bCs/>
+          <w:color w:val="375623"/>
+        </w:rPr>
+        <w:t xml:space="preserve">Recordatorio: </w:t>
+      </w:r>
+      <w:r>
+        <w:rPr>
+          <w:i/>
+          <w:iCs/>
+        </w:rPr>
+        <w:t>Puedes consultar el historial de registros del día en curso de cada empleado a tu cargo haciendo clic sobre su nombre. También puedes aplicar filtros de fecha para ver el historial completo de un determinado periodo.</w:t>
+      </w:r>
+    </w:p>
+    <w:p>
+      <w:pPr>
+        <w:rPr>
+          <w:sz w:val="20"/>
+          <w:szCs w:val="20"/>
+        </w:rPr>
+      </w:pPr>
+      <w:r>
+        <w:br w:type="page"/>
+      </w:r>
+    </w:p>
+    <w:p>
+      <w:pPr>
+        <w:pStyle w:val="Ttulo3"/>
+        <w:jc w:val="both"/>
+      </w:pPr>
+      <w:r>
+        <w:rPr>
+          <w:color w:val="313B54"/>
+          <w:spacing w:val="-4"/>
+        </w:rPr>
+        <w:lastRenderedPageBreak/>
+        <w:t>Historial de registros</w:t>
+      </w:r>
+      <w:r>
+        <w:t xml:space="preserve"> </w:t>
+      </w:r>
+    </w:p>
+    <w:p>
+      <w:pPr>
+        <w:pStyle w:val="Textoindependiente"/>
+        <w:numPr>
+          <w:ilvl w:val="0"/>
+          <w:numId w:val="18"/>
+        </w:numPr>
+        <w:spacing w:before="240" w:line="360" w:lineRule="auto"/>
+      </w:pPr>
+      <w:r>
+        <w:t>Se muestra un listado de registros realizados.</w:t>
+      </w:r>
+    </w:p>
+    <w:p>
+      <w:pPr>
+        <w:pStyle w:val="Textoindependiente"/>
+        <w:numPr>
+          <w:ilvl w:val="0"/>
+          <w:numId w:val="18"/>
+        </w:numPr>
+        <w:spacing w:line="360" w:lineRule="auto"/>
+      </w:pPr>
+      <w:r>
+        <w:t>Incluye tipo, fecha y comentarios.</w:t>
+      </w:r>
+    </w:p>
+    <w:p>
+      <w:pPr>
+        <w:pStyle w:val="Textoindependiente"/>
+        <w:numPr>
+          <w:ilvl w:val="0"/>
+          <w:numId w:val="18"/>
+        </w:numPr>
+        <w:spacing w:line="360" w:lineRule="auto"/>
+      </w:pPr>
+      <w:r>
+        <w:t>Permite consulta de registros previos del día seleccionado en el calendario.</w:t>
+      </w:r>
+    </w:p>
+    <w:p>
+      <w:pPr>
+        <w:pStyle w:val="Textoindependiente"/>
+        <w:spacing w:line="360" w:lineRule="auto"/>
+      </w:pPr>
+    </w:p>
+    <w:p>
+      <w:pPr>
+        <w:pStyle w:val="Textoindependiente"/>
+        <w:spacing w:line="360" w:lineRule="auto"/>
+      </w:pPr>
+      <w:r>
+        <w:rPr>
+          <w:noProof/>
+        </w:rPr>
+        <w:drawing>
+          <wp:inline distT="0" distB="0" distL="0" distR="0" wp14:anchorId="3FD77D34" wp14:editId="48EAFEBE">
+            <wp:extent cx="6404610" cy="2289175"/>
+            <wp:effectExtent l="0" t="0" r="0" b="0"/>
+            <wp:docPr id="1689946535" name="Imagen 7"/>
+            <wp:cNvGraphicFramePr>
+              <a:graphicFrameLocks xmlns:a="http://schemas.openxmlformats.org/drawingml/2006/main" noChangeAspect="1"/>
+            </wp:cNvGraphicFramePr>
+            <a:graphic xmlns:a="http://schemas.openxmlformats.org/drawingml/2006/main">
+              <a:graphicData uri="http://schemas.openxmlformats.org/drawingml/2006/picture">
+                <pic:pic xmlns:pic="http://schemas.openxmlformats.org/drawingml/2006/picture">
+                  <pic:nvPicPr>
+                    <pic:cNvPr id="0" name="Picture 13"/>
                     <pic:cNvPicPr>
                       <a:picLocks noChangeAspect="1" noChangeArrowheads="1"/>
                     </pic:cNvPicPr>
                   </pic:nvPicPr>
                   <pic:blipFill>
-                    <a:blip r:embed="rId17">
+                    <a:blip r:embed="rId15">
                       <a:extLst>
                         <a:ext uri="{28A0092B-C50C-407E-A947-70E740481C1C}">
                           <a14:useLocalDpi xmlns:a14="http://schemas.microsoft.com/office/drawing/2010/main" val="0"/>
@@ -4911,7 +5608,7 @@
                   <pic:spPr bwMode="auto">
                     <a:xfrm>
                       <a:off x="0" y="0"/>
-                      <a:ext cx="6404610" cy="1191895"/>
+                      <a:ext cx="6404610" cy="2289175"/>
                     </a:xfrm>
                     <a:prstGeom prst="rect">
                       <a:avLst/>
@@ -4930,16 +5627,6 @@
     </w:p>
     <w:p>
       <w:pPr>
-        <w:spacing w:line="360" w:lineRule="auto"/>
-        <w:ind w:left="119"/>
-        <w:rPr>
-          <w:sz w:val="20"/>
-          <w:szCs w:val="20"/>
-        </w:rPr>
-      </w:pPr>
-    </w:p>
-    <w:p>
-      <w:pPr>
         <w:pStyle w:val="Textoindependiente"/>
         <w:shd w:val="clear" w:color="auto" w:fill="E2EFDA"/>
         <w:spacing w:before="100" w:after="100" w:line="247" w:lineRule="exact"/>
@@ -4952,203 +5639,178 @@
           <w:bCs/>
           <w:color w:val="375623"/>
         </w:rPr>
-        <w:t xml:space="preserve">Recomendación: </w:t>
+        <w:t xml:space="preserve">Recordatorio: </w:t>
       </w:r>
       <w:r>
         <w:rPr>
           <w:i/>
           <w:iCs/>
         </w:rPr>
-        <w:t>Revisa con detenimiento cada registro antes de aprobar, especialmente las horas asignadas a proyectos de clientes.</w:t>
-      </w:r>
-    </w:p>
-    <w:p>
-      <w:pPr>
-        <w:pStyle w:val="Textoindependiente"/>
-        <w:spacing w:before="121"/>
-      </w:pPr>
-    </w:p>
-    <w:p>
-      <w:pPr>
-        <w:pStyle w:val="Textoindependiente"/>
-        <w:spacing w:before="121"/>
+        <w:t>Aq</w:t>
+      </w:r>
+      <w:r>
+        <w:rPr>
+          <w:i/>
+          <w:iCs/>
+        </w:rPr>
+        <w:t>uí puede visualizar el estado de todo el historial de registros (registros aprobados, rechazados o pendientes).</w:t>
+      </w:r>
+    </w:p>
+    <w:p>
+      <w:pPr>
+        <w:pStyle w:val="Textoindependiente"/>
+        <w:spacing w:before="10"/>
+        <w:ind w:left="120"/>
       </w:pPr>
     </w:p>
     <w:p>
       <w:pPr>
         <w:pStyle w:val="Ttulo3"/>
+        <w:spacing w:before="240" w:line="360" w:lineRule="auto"/>
         <w:jc w:val="both"/>
-      </w:pPr>
-      <w:r>
         <w:rPr>
           <w:color w:val="313B54"/>
-        </w:rPr>
-        <w:t>Rechazar un Reporte</w:t>
-      </w:r>
-    </w:p>
-    <w:p>
-      <w:pPr>
-        <w:pStyle w:val="Textoindependiente"/>
-      </w:pPr>
-    </w:p>
-    <w:p>
-      <w:pPr>
-        <w:pStyle w:val="Prrafodelista"/>
-        <w:numPr>
-          <w:ilvl w:val="0"/>
-          <w:numId w:val="3"/>
-        </w:numPr>
-        <w:spacing w:line="360" w:lineRule="auto"/>
-      </w:pPr>
-      <w:r>
-        <w:rPr>
-          <w:sz w:val="20"/>
-        </w:rPr>
-        <w:t>Abre el reporte que deseas rechazar.</w:t>
-      </w:r>
-    </w:p>
-    <w:p>
-      <w:pPr>
-        <w:pStyle w:val="Prrafodelista"/>
-        <w:numPr>
-          <w:ilvl w:val="0"/>
-          <w:numId w:val="3"/>
-        </w:numPr>
-        <w:spacing w:line="360" w:lineRule="auto"/>
-      </w:pPr>
-      <w:r>
-        <w:rPr>
-          <w:sz w:val="20"/>
-        </w:rPr>
-        <w:t>Identifica los registros con problemas.</w:t>
-      </w:r>
-    </w:p>
-    <w:p>
-      <w:pPr>
-        <w:pStyle w:val="Prrafodelista"/>
-        <w:numPr>
-          <w:ilvl w:val="0"/>
-          <w:numId w:val="3"/>
-        </w:numPr>
-        <w:spacing w:line="360" w:lineRule="auto"/>
-      </w:pPr>
-      <w:r>
-        <w:rPr>
-          <w:sz w:val="20"/>
-        </w:rPr>
-        <w:t>Haz clic en el botón "</w:t>
+          <w:spacing w:val="-4"/>
+          <w:sz w:val="20"/>
+          <w:szCs w:val="20"/>
+        </w:rPr>
+      </w:pPr>
+      <w:r>
+        <w:rPr>
+          <w:color w:val="313B54"/>
+          <w:spacing w:val="-4"/>
+          <w:sz w:val="20"/>
+          <w:szCs w:val="20"/>
+        </w:rPr>
+        <w:t>Editar un registro</w:t>
+      </w:r>
+    </w:p>
+    <w:p>
+      <w:pPr>
+        <w:pStyle w:val="Textoindependiente"/>
+        <w:numPr>
+          <w:ilvl w:val="0"/>
+          <w:numId w:val="19"/>
+        </w:numPr>
+        <w:spacing w:line="360" w:lineRule="auto"/>
+      </w:pPr>
+      <w:r>
+        <w:t>Puedes editar registros si aún no han sido aprobados o si fueron rechazados.</w:t>
+      </w:r>
+    </w:p>
+    <w:p>
+      <w:pPr>
+        <w:pStyle w:val="Textoindependiente"/>
+        <w:numPr>
+          <w:ilvl w:val="0"/>
+          <w:numId w:val="19"/>
+        </w:numPr>
+        <w:spacing w:line="360" w:lineRule="auto"/>
+      </w:pPr>
+      <w:r>
+        <w:t xml:space="preserve">Para consultarlos puedes dirigirte al </w:t>
       </w:r>
       <w:r>
         <w:rPr>
           <w:b/>
           <w:bCs/>
-          <w:sz w:val="20"/>
-        </w:rPr>
-        <w:t>Rechazar</w:t>
-      </w:r>
-      <w:r>
-        <w:rPr>
-          <w:sz w:val="20"/>
-        </w:rPr>
-        <w:t>" (en rojo).</w:t>
-      </w:r>
-    </w:p>
-    <w:p>
-      <w:pPr>
-        <w:pStyle w:val="Prrafodelista"/>
-        <w:numPr>
-          <w:ilvl w:val="0"/>
-          <w:numId w:val="3"/>
-        </w:numPr>
-        <w:spacing w:line="360" w:lineRule="auto"/>
-      </w:pPr>
-      <w:r>
-        <w:rPr>
-          <w:sz w:val="20"/>
-        </w:rPr>
-        <w:t xml:space="preserve">Se abrirá un campo de texto donde debes escribir el </w:t>
-      </w:r>
-      <w:r>
-        <w:rPr>
-          <w:sz w:val="20"/>
-        </w:rPr>
-        <w:t>motivo del rechazo</w:t>
-      </w:r>
-      <w:r>
-        <w:rPr>
-          <w:sz w:val="20"/>
-        </w:rPr>
-        <w:t xml:space="preserve"> o las correcciones requeridas.</w:t>
-      </w:r>
-    </w:p>
-    <w:p>
-      <w:pPr>
-        <w:pStyle w:val="Prrafodelista"/>
-        <w:numPr>
-          <w:ilvl w:val="0"/>
-          <w:numId w:val="3"/>
-        </w:numPr>
-        <w:spacing w:line="360" w:lineRule="auto"/>
-      </w:pPr>
-      <w:r>
-        <w:rPr>
-          <w:sz w:val="20"/>
-        </w:rPr>
-        <w:t>Haz clic en "</w:t>
-      </w:r>
-      <w:r>
-        <w:rPr>
-          <w:b/>
-          <w:bCs/>
-          <w:sz w:val="20"/>
-        </w:rPr>
-        <w:t>Confirmar rechazo</w:t>
-      </w:r>
-      <w:r>
-        <w:rPr>
-          <w:sz w:val="20"/>
-        </w:rPr>
-        <w:t>". El empleado recibirá una notificación con tus comentarios.</w:t>
-      </w:r>
-    </w:p>
-    <w:p>
-      <w:pPr>
-        <w:spacing w:line="360" w:lineRule="auto"/>
-      </w:pPr>
-    </w:p>
-    <w:p>
-      <w:pPr>
-        <w:pStyle w:val="Textoindependiente"/>
-        <w:shd w:val="clear" w:color="auto" w:fill="E2EFDA"/>
-        <w:spacing w:before="100" w:after="100" w:line="247" w:lineRule="exact"/>
-        <w:ind w:left="200" w:right="200"/>
-        <w:jc w:val="both"/>
-      </w:pPr>
-      <w:r>
-        <w:rPr>
-          <w:b/>
-          <w:bCs/>
-          <w:color w:val="375623"/>
-        </w:rPr>
-        <w:t xml:space="preserve">Recordatorio: </w:t>
-      </w:r>
-      <w:r>
-        <w:rPr>
-          <w:i/>
-          <w:iCs/>
-        </w:rPr>
-        <w:t>Puedes consultar el historial de registros del día en curso de cada empleado a tu cargo haciendo clic sobre su nombre. También puedes aplicar filtros de fecha para ver el historial completo de un determinado periodo.</w:t>
-      </w:r>
-    </w:p>
-    <w:p>
-      <w:pPr>
-        <w:spacing w:line="360" w:lineRule="auto"/>
-      </w:pPr>
-    </w:p>
-    <w:p>
-      <w:pPr>
-        <w:pStyle w:val="Textoindependiente"/>
-        <w:spacing w:before="121"/>
+        </w:rPr>
+        <w:t xml:space="preserve">Historial de Registros </w:t>
+      </w:r>
+      <w:r>
+        <w:t>y filtrar por estado o por fecha.</w:t>
+      </w:r>
+    </w:p>
+    <w:p>
+      <w:pPr>
+        <w:pStyle w:val="Textoindependiente"/>
+        <w:numPr>
+          <w:ilvl w:val="0"/>
+          <w:numId w:val="19"/>
+        </w:numPr>
+        <w:spacing w:line="360" w:lineRule="auto"/>
+      </w:pPr>
+      <w:r>
+        <w:t>Una vez ubicado el registro que se desea editar, presiona el icono azul que está en la esquina superior derecha de este mismo.</w:t>
+      </w:r>
+    </w:p>
+    <w:p>
+      <w:pPr>
+        <w:pStyle w:val="Textoindependiente"/>
+        <w:numPr>
+          <w:ilvl w:val="0"/>
+          <w:numId w:val="19"/>
+        </w:numPr>
+        <w:spacing w:line="360" w:lineRule="auto"/>
+      </w:pPr>
+      <w:r>
+        <w:t>Podrás cambiar todos los elementos, igual que cuando recién haces un registro nuevo.</w:t>
+      </w:r>
+    </w:p>
+    <w:p>
+      <w:pPr>
+        <w:pStyle w:val="Textoindependiente"/>
+        <w:spacing w:line="360" w:lineRule="auto"/>
+        <w:ind w:left="480"/>
+      </w:pPr>
+    </w:p>
+    <w:p>
+      <w:pPr>
+        <w:pStyle w:val="Textoindependiente"/>
+        <w:spacing w:line="360" w:lineRule="auto"/>
+      </w:pPr>
+      <w:r>
+        <w:rPr>
+          <w:noProof/>
+        </w:rPr>
+        <w:drawing>
+          <wp:inline distT="0" distB="0" distL="0" distR="0" wp14:anchorId="7A3BAA78" wp14:editId="5E07A990">
+            <wp:extent cx="6404610" cy="2073275"/>
+            <wp:effectExtent l="0" t="0" r="0" b="3175"/>
+            <wp:docPr id="1782089277" name="Imagen 1"/>
+            <wp:cNvGraphicFramePr>
+              <a:graphicFrameLocks xmlns:a="http://schemas.openxmlformats.org/drawingml/2006/main" noChangeAspect="1"/>
+            </wp:cNvGraphicFramePr>
+            <a:graphic xmlns:a="http://schemas.openxmlformats.org/drawingml/2006/main">
+              <a:graphicData uri="http://schemas.openxmlformats.org/drawingml/2006/picture">
+                <pic:pic xmlns:pic="http://schemas.openxmlformats.org/drawingml/2006/picture">
+                  <pic:nvPicPr>
+                    <pic:cNvPr id="618745387" name="Imagen 618745387"/>
+                    <pic:cNvPicPr/>
+                  </pic:nvPicPr>
+                  <pic:blipFill>
+                    <a:blip r:embed="rId16">
+                      <a:extLst>
+                        <a:ext uri="{28A0092B-C50C-407E-A947-70E740481C1C}">
+                          <a14:useLocalDpi xmlns:a14="http://schemas.microsoft.com/office/drawing/2010/main" val="0"/>
+                        </a:ext>
+                      </a:extLst>
+                    </a:blip>
+                    <a:stretch>
+                      <a:fillRect/>
+                    </a:stretch>
+                  </pic:blipFill>
+                  <pic:spPr>
+                    <a:xfrm>
+                      <a:off x="0" y="0"/>
+                      <a:ext cx="6404610" cy="2073275"/>
+                    </a:xfrm>
+                    <a:prstGeom prst="rect">
+                      <a:avLst/>
+                    </a:prstGeom>
+                  </pic:spPr>
+                </pic:pic>
+              </a:graphicData>
+            </a:graphic>
+          </wp:inline>
+        </w:drawing>
+      </w:r>
+    </w:p>
+    <w:p>
+      <w:pPr>
+        <w:pStyle w:val="Textoindependiente"/>
+        <w:spacing w:before="10"/>
+        <w:ind w:left="120"/>
       </w:pPr>
     </w:p>
     <w:p>
@@ -5380,7 +6042,7 @@
                     </pic:cNvPicPr>
                   </pic:nvPicPr>
                   <pic:blipFill>
-                    <a:blip r:embed="rId18">
+                    <a:blip r:embed="rId21">
                       <a:extLst>
                         <a:ext uri="{28A0092B-C50C-407E-A947-70E740481C1C}">
                           <a14:useLocalDpi xmlns:a14="http://schemas.microsoft.com/office/drawing/2010/main" val="0"/>
@@ -5857,7 +6519,7 @@
                     </pic:cNvPicPr>
                   </pic:nvPicPr>
                   <pic:blipFill>
-                    <a:blip r:embed="rId19">
+                    <a:blip r:embed="rId22">
                       <a:extLst>
                         <a:ext uri="{28A0092B-C50C-407E-A947-70E740481C1C}">
                           <a14:useLocalDpi xmlns:a14="http://schemas.microsoft.com/office/drawing/2010/main" val="0"/>
@@ -6398,7 +7060,7 @@
                     </pic:cNvPicPr>
                   </pic:nvPicPr>
                   <pic:blipFill>
-                    <a:blip r:embed="rId20">
+                    <a:blip r:embed="rId23">
                       <a:extLst>
                         <a:ext uri="{28A0092B-C50C-407E-A947-70E740481C1C}">
                           <a14:useLocalDpi xmlns:a14="http://schemas.microsoft.com/office/drawing/2010/main" val="0"/>
@@ -7025,7 +7687,7 @@
                     </pic:cNvPicPr>
                   </pic:nvPicPr>
                   <pic:blipFill>
-                    <a:blip r:embed="rId21">
+                    <a:blip r:embed="rId24">
                       <a:extLst>
                         <a:ext uri="{28A0092B-C50C-407E-A947-70E740481C1C}">
                           <a14:useLocalDpi xmlns:a14="http://schemas.microsoft.com/office/drawing/2010/main" val="0"/>
@@ -7258,7 +7920,7 @@
                     </pic:cNvPicPr>
                   </pic:nvPicPr>
                   <pic:blipFill>
-                    <a:blip r:embed="rId22">
+                    <a:blip r:embed="rId25">
                       <a:extLst>
                         <a:ext uri="{28A0092B-C50C-407E-A947-70E740481C1C}">
                           <a14:useLocalDpi xmlns:a14="http://schemas.microsoft.com/office/drawing/2010/main" val="0"/>
@@ -7466,10 +8128,7 @@
         <w:ind w:left="120"/>
       </w:pPr>
       <w:r>
-        <w:t xml:space="preserve">R: </w:t>
-      </w:r>
-      <w:r>
-        <w:t>El sistema no tiene un control programado de retardos; por ello, solo calculará tu hora de salida tardía en función del total de horas de una jornada estándar.</w:t>
+        <w:t>R: El sistema no tiene un control programado de retardos; por ello, solo calculará tu hora de salida tardía en función del total de horas de una jornada estándar.</w:t>
       </w:r>
     </w:p>
     <w:p>
@@ -7887,10 +8546,7 @@
         <w:ind w:left="120"/>
       </w:pPr>
       <w:r>
-        <w:t xml:space="preserve">R: </w:t>
-      </w:r>
-      <w:r>
-        <w:t>El sistema relaciona a cada socio con sus proyectos desde que se dan de alta, por lo que no tienes que preocuparte por seleccionarlo. Esto, además de facilitar el registro, evita errores al cargar proyectos al socio equivocado.</w:t>
+        <w:t>R: El sistema relaciona a cada socio con sus proyectos desde que se dan de alta, por lo que no tienes que preocuparte por seleccionarlo. Esto, además de facilitar el registro, evita errores al cargar proyectos al socio equivocado.</w:t>
       </w:r>
     </w:p>
     <w:p>
@@ -7942,10 +8598,7 @@
         <w:jc w:val="both"/>
       </w:pPr>
       <w:r>
-        <w:t xml:space="preserve">R: </w:t>
-      </w:r>
-      <w:r>
-        <w:t>No. Puedes validarlos o rechazarlos con la frecuencia que mejor se adapte a tus tiempos; sin embargo, recuerda que los reportes se irán acumulando y que aquellos que no valides se perderán al final del mes y afectarán a tu equipo.</w:t>
+        <w:t>R: No. Puedes validarlos o rechazarlos con la frecuencia que mejor se adapte a tus tiempos; sin embargo, recuerda que los reportes se irán acumulando y que aquellos que no valides se perderán al final del mes y afectarán a tu equipo.</w:t>
       </w:r>
     </w:p>
     <w:p>
@@ -8304,7 +8957,35 @@
         <w:rPr>
           <w:lang w:val="es-MX"/>
         </w:rPr>
-        <w:t>Recarga la página (Ctrl+R o Cmd+R)</w:t>
+        <w:t>Recarga la página (</w:t>
+      </w:r>
+      <w:proofErr w:type="spellStart"/>
+      <w:r>
+        <w:rPr>
+          <w:lang w:val="es-MX"/>
+        </w:rPr>
+        <w:t>Ctrl+R</w:t>
+      </w:r>
+      <w:proofErr w:type="spellEnd"/>
+      <w:r>
+        <w:rPr>
+          <w:lang w:val="es-MX"/>
+        </w:rPr>
+        <w:t xml:space="preserve"> o </w:t>
+      </w:r>
+      <w:proofErr w:type="spellStart"/>
+      <w:r>
+        <w:rPr>
+          <w:lang w:val="es-MX"/>
+        </w:rPr>
+        <w:t>Cmd+R</w:t>
+      </w:r>
+      <w:proofErr w:type="spellEnd"/>
+      <w:r>
+        <w:rPr>
+          <w:lang w:val="es-MX"/>
+        </w:rPr>
+        <w:t>)</w:t>
       </w:r>
       <w:r>
         <w:rPr>
